--- a/al-uns/_stage/al-munya/Al-Munya-dossier-investitore.docx
+++ b/al-uns/_stage/al-munya/Al-Munya-dossier-investitore.docx
@@ -67,7 +67,7 @@
           <w:sz w:val="21"/>
           <w:szCs w:val="21"/>
         </w:rPr>
-        <w:t xml:space="preserve">Una casa a numero chiuso accanto al Riad al-Uns — Fès</w:t>
+        <w:t xml:space="preserve">Una casa a numero chiuso, muro contro muro con il Riad al-Uns — Fès</w:t>
       </w:r>
     </w:p>
     <w:p>
@@ -136,7 +136,7 @@
           <w:sz w:val="21"/>
           <w:szCs w:val="21"/>
         </w:rPr>
-        <w:t xml:space="preserve">Restaurare una dimora di circa 900 m² nella medina di Fès, a pochi minuti a piedi dal Riad al-Uns, e aprirla come casa privata a numero chiuso: sei suite, mai più di otto ospiti alla volta, ammissione per sola cooptazione, solo uomini. Non un albergo — un club che possiede una casa.</w:t>
+        <w:t xml:space="preserve">Restaurare una dimora di circa 900 m² nella medina di Fès, confinante con il Riad al-Uns, e aprirla come casa privata a numero chiuso: sei suite, mai più di otto ospiti alla volta, ammissione per sola cooptazione, solo uomini. In più, un appartamento d'onore che non viene mai affittato. Non un albergo — un club che possiede una casa.</w:t>
       </w:r>
     </w:p>
     <w:p>
@@ -161,7 +161,7 @@
           <w:sz w:val="21"/>
           <w:szCs w:val="21"/>
         </w:rPr>
-        <w:t xml:space="preserve">Accanto c'è una comunità di giovani uomini che imparano lo zellīj, la calligrafia, la forgia, il cavallo e l'arco, e che esisterebbe identica se la Munya non ci fosse. Ogni operatore del lusso al mondo vende « incontri autentici con gli artigiani », costruiti e percepiti come tali. Qui non lo sono. Questa asimmetria non è replicabile con capitale: si può costruire un palazzo più bello in diciotto mesi, non la casa accanto.</w:t>
+        <w:t xml:space="preserve">Dall'altra parte del muro c'è una comunità di giovani uomini che imparano lo zellīj, la calligrafia, la forgia, il cavallo e l'arco, e che esisterebbe identica se la Munya non ci fosse. Ogni operatore del lusso al mondo vende « incontri autentici con gli artigiani », costruiti e percepiti come tali. Qui non lo sono. Questa asimmetria non è replicabile con capitale: si può costruire un palazzo più bello in diciotto mesi, non la casa accanto.</w:t>
       </w:r>
     </w:p>
     <w:p>
@@ -186,7 +186,7 @@
           <w:sz w:val="21"/>
           <w:szCs w:val="21"/>
         </w:rPr>
-        <w:t xml:space="preserve">4,84 M€ complessivi, di cui 1,00 M€ raccolti presso quaranta soci fondatori prima dell'acquisto, 2,23 M€ di capitale d'investimento e 1,61 M€ di debito.</w:t>
+        <w:t xml:space="preserve">5,29 M€ complessivi, di cui 1,00 M€ raccolti presso quaranta soci fondatori prima dell'acquisto, 2,49 M€ di capitale d'investimento e 1,80 M€ di debito.</w:t>
       </w:r>
     </w:p>
     <w:p>
@@ -211,7 +211,7 @@
           <w:sz w:val="21"/>
           <w:szCs w:val="21"/>
         </w:rPr>
-        <w:t xml:space="preserve">Nello scenario di riferimento, margine operativo lordo di 1,39 M€ al quarto anno su 2,43 M€ di ricavi (47%), con ritorno del capitale complessivo intorno al settimo-ottavo anno, oltre alla rivalutazione di un immobile patrimoniale restaurato. Nello scenario prudente il margine scende a 0,26 M€ e l'operazione non remunera il capitale: la forbice fra i due scenari è la misura onesta del rischio.</w:t>
+        <w:t xml:space="preserve">Nello scenario di riferimento, margine operativo lordo di 1,26 M€ al quarto anno su 2,35 M€ di ricavi (44%), con ritorno del capitale complessivo nel corso del settimo anno, oltre alla rivalutazione di un immobile patrimoniale restaurato. Nello scenario prudente il margine scende a 0,16 M€ e l'operazione non remunera il capitale: la forbice fra i due scenari è la misura onesta del rischio.</w:t>
       </w:r>
     </w:p>
     <w:p>
@@ -236,7 +236,7 @@
           <w:sz w:val="21"/>
           <w:szCs w:val="21"/>
         </w:rPr>
-        <w:t xml:space="preserve">Non si costruisce e poi si vende: si vende, e poi si costruisce. La tranche fondatrice va raccolta prima del rogito. Se in dodici mesi non si arriva a quaranta uomini, il progetto non si fa e nessun capitale è stato impegnato.</w:t>
+        <w:t xml:space="preserve">Non si costruisce e poi si vende: si vende, e poi si costruisce. La proprietà confinante va bloccata subito con un'opzione, non comprata; la tranche fondatrice va raccolta prima di esercitarla. Se in dodici mesi non si arriva a quaranta uomini, si perde l'acconto sull'opzione e nient'altro.</w:t>
       </w:r>
     </w:p>
     <w:p>
@@ -1225,7 +1225,7 @@
                 <w:sz w:val="19"/>
                 <w:szCs w:val="19"/>
               </w:rPr>
-              <w:t xml:space="preserve">Acquisizione della dimora (~900 m², medina di Fès)</w:t>
+              <w:t xml:space="preserve">Acquisizione della dimora confinante (~900 m², medina di Fès)</w:t>
             </w:r>
           </w:p>
         </w:tc>
@@ -1281,7 +1281,7 @@
                 <w:sz w:val="19"/>
                 <w:szCs w:val="19"/>
               </w:rPr>
-              <w:t xml:space="preserve">20%</w:t>
+              <w:t xml:space="preserve">18%</w:t>
             </w:r>
           </w:p>
         </w:tc>
@@ -1370,7 +1370,7 @@
                 <w:sz w:val="19"/>
                 <w:szCs w:val="19"/>
               </w:rPr>
-              <w:t xml:space="preserve">39%</w:t>
+              <w:t xml:space="preserve">36%</w:t>
             </w:r>
           </w:p>
         </w:tc>
@@ -1400,7 +1400,7 @@
                 <w:sz w:val="19"/>
                 <w:szCs w:val="19"/>
               </w:rPr>
-              <w:t xml:space="preserve">Impianti tecnici (clima, acqua, cucina, sicurezza)</w:t>
+              <w:t xml:space="preserve">Appartamento d'onore: ingresso, patio e circolazione separati</w:t>
             </w:r>
           </w:p>
         </w:tc>
@@ -1428,7 +1428,7 @@
                 <w:sz w:val="19"/>
                 <w:szCs w:val="19"/>
               </w:rPr>
-              <w:t xml:space="preserve">380.000 €</w:t>
+              <w:t xml:space="preserve">320.000 €</w:t>
             </w:r>
           </w:p>
         </w:tc>
@@ -1456,7 +1456,7 @@
                 <w:sz w:val="19"/>
                 <w:szCs w:val="19"/>
               </w:rPr>
-              <w:t xml:space="preserve">8%</w:t>
+              <w:t xml:space="preserve">6%</w:t>
             </w:r>
           </w:p>
         </w:tc>
@@ -1487,7 +1487,7 @@
                 <w:sz w:val="19"/>
                 <w:szCs w:val="19"/>
               </w:rPr>
-              <w:t xml:space="preserve">Arredo, tessili, biblioteca, opere</w:t>
+              <w:t xml:space="preserve">Trattamento acustico e strutturale del muro comune</w:t>
             </w:r>
           </w:p>
         </w:tc>
@@ -1516,7 +1516,7 @@
                 <w:sz w:val="19"/>
                 <w:szCs w:val="19"/>
               </w:rPr>
-              <w:t xml:space="preserve">420.000 €</w:t>
+              <w:t xml:space="preserve">90.000 €</w:t>
             </w:r>
           </w:p>
         </w:tc>
@@ -1545,7 +1545,7 @@
                 <w:sz w:val="19"/>
                 <w:szCs w:val="19"/>
               </w:rPr>
-              <w:t xml:space="preserve">9%</w:t>
+              <w:t xml:space="preserve">2%</w:t>
             </w:r>
           </w:p>
         </w:tc>
@@ -1575,7 +1575,7 @@
                 <w:sz w:val="19"/>
                 <w:szCs w:val="19"/>
               </w:rPr>
-              <w:t xml:space="preserve">Scuderia, giardino, terreno annesso</w:t>
+              <w:t xml:space="preserve">Impianti tecnici (clima, acqua, cucina, sicurezza)</w:t>
             </w:r>
           </w:p>
         </w:tc>
@@ -1603,7 +1603,7 @@
                 <w:sz w:val="19"/>
                 <w:szCs w:val="19"/>
               </w:rPr>
-              <w:t xml:space="preserve">240.000 €</w:t>
+              <w:t xml:space="preserve">380.000 €</w:t>
             </w:r>
           </w:p>
         </w:tc>
@@ -1631,7 +1631,7 @@
                 <w:sz w:val="19"/>
                 <w:szCs w:val="19"/>
               </w:rPr>
-              <w:t xml:space="preserve">5%</w:t>
+              <w:t xml:space="preserve">7%</w:t>
             </w:r>
           </w:p>
         </w:tc>
@@ -1662,7 +1662,7 @@
                 <w:sz w:val="19"/>
                 <w:szCs w:val="19"/>
               </w:rPr>
-              <w:t xml:space="preserve">Studi, licenze, legale, societario</w:t>
+              <w:t xml:space="preserve">Arredo, tessili, biblioteca, opere</w:t>
             </w:r>
           </w:p>
         </w:tc>
@@ -1691,7 +1691,7 @@
                 <w:sz w:val="19"/>
                 <w:szCs w:val="19"/>
               </w:rPr>
-              <w:t xml:space="preserve">180.000 €</w:t>
+              <w:t xml:space="preserve">420.000 €</w:t>
             </w:r>
           </w:p>
         </w:tc>
@@ -1720,7 +1720,7 @@
                 <w:sz w:val="19"/>
                 <w:szCs w:val="19"/>
               </w:rPr>
-              <w:t xml:space="preserve">4%</w:t>
+              <w:t xml:space="preserve">8%</w:t>
             </w:r>
           </w:p>
         </w:tc>
@@ -1750,7 +1750,7 @@
                 <w:sz w:val="19"/>
                 <w:szCs w:val="19"/>
               </w:rPr>
-              <w:t xml:space="preserve">Pre-apertura, formazione del personale, circolante</w:t>
+              <w:t xml:space="preserve">Scuderia, giardino, terreno annesso</w:t>
             </w:r>
           </w:p>
         </w:tc>
@@ -1778,7 +1778,7 @@
                 <w:sz w:val="19"/>
                 <w:szCs w:val="19"/>
               </w:rPr>
-              <w:t xml:space="preserve">340.000 €</w:t>
+              <w:t xml:space="preserve">240.000 €</w:t>
             </w:r>
           </w:p>
         </w:tc>
@@ -1806,7 +1806,7 @@
                 <w:sz w:val="19"/>
                 <w:szCs w:val="19"/>
               </w:rPr>
-              <w:t xml:space="preserve">7%</w:t>
+              <w:t xml:space="preserve">5%</w:t>
             </w:r>
           </w:p>
         </w:tc>
@@ -1837,7 +1837,7 @@
                 <w:sz w:val="19"/>
                 <w:szCs w:val="19"/>
               </w:rPr>
-              <w:t xml:space="preserve">Imprevisti (10%)</w:t>
+              <w:t xml:space="preserve">Studi, licenze, legale, societario</w:t>
             </w:r>
           </w:p>
         </w:tc>
@@ -1866,7 +1866,7 @@
                 <w:sz w:val="19"/>
                 <w:szCs w:val="19"/>
               </w:rPr>
-              <w:t xml:space="preserve">440.000 €</w:t>
+              <w:t xml:space="preserve">180.000 €</w:t>
             </w:r>
           </w:p>
         </w:tc>
@@ -1895,7 +1895,7 @@
                 <w:sz w:val="19"/>
                 <w:szCs w:val="19"/>
               </w:rPr>
-              <w:t xml:space="preserve">9%</w:t>
+              <w:t xml:space="preserve">3%</w:t>
             </w:r>
           </w:p>
         </w:tc>
@@ -1904,6 +1904,181 @@
         <w:tc>
           <w:tcPr>
             <w:tcW w:type="dxa" w:w="5600"/>
+            <w:tcMar>
+              <w:top w:type="dxa" w:w="80"/>
+              <w:left w:type="dxa" w:w="110"/>
+              <w:bottom w:type="dxa" w:w="80"/>
+              <w:right w:type="dxa" w:w="110"/>
+            </w:tcMar>
+          </w:tcPr>
+          <w:p>
+            <w:pPr>
+              <w:spacing w:after="0" w:line="260"/>
+              <w:jc w:val="left"/>
+            </w:pPr>
+            <w:r>
+              <w:rPr>
+                <w:rFonts w:ascii="Calibri" w:cs="Calibri" w:eastAsia="Calibri" w:hAnsi="Calibri"/>
+                <w:b w:val="false"/>
+                <w:bCs w:val="false"/>
+                <w:color w:val="4a4a4a"/>
+                <w:sz w:val="19"/>
+                <w:szCs w:val="19"/>
+              </w:rPr>
+              <w:t xml:space="preserve">Pre-apertura, formazione del personale, circolante</w:t>
+            </w:r>
+          </w:p>
+        </w:tc>
+        <w:tc>
+          <w:tcPr>
+            <w:tcW w:type="dxa" w:w="1900"/>
+            <w:tcMar>
+              <w:top w:type="dxa" w:w="80"/>
+              <w:left w:type="dxa" w:w="110"/>
+              <w:bottom w:type="dxa" w:w="80"/>
+              <w:right w:type="dxa" w:w="110"/>
+            </w:tcMar>
+          </w:tcPr>
+          <w:p>
+            <w:pPr>
+              <w:spacing w:after="0" w:line="260"/>
+              <w:jc w:val="right"/>
+            </w:pPr>
+            <w:r>
+              <w:rPr>
+                <w:rFonts w:ascii="Calibri" w:cs="Calibri" w:eastAsia="Calibri" w:hAnsi="Calibri"/>
+                <w:b w:val="false"/>
+                <w:bCs w:val="false"/>
+                <w:color w:val="4a4a4a"/>
+                <w:sz w:val="19"/>
+                <w:szCs w:val="19"/>
+              </w:rPr>
+              <w:t xml:space="preserve">340.000 €</w:t>
+            </w:r>
+          </w:p>
+        </w:tc>
+        <w:tc>
+          <w:tcPr>
+            <w:tcW w:type="dxa" w:w="1860"/>
+            <w:tcMar>
+              <w:top w:type="dxa" w:w="80"/>
+              <w:left w:type="dxa" w:w="110"/>
+              <w:bottom w:type="dxa" w:w="80"/>
+              <w:right w:type="dxa" w:w="110"/>
+            </w:tcMar>
+          </w:tcPr>
+          <w:p>
+            <w:pPr>
+              <w:spacing w:after="0" w:line="260"/>
+              <w:jc w:val="right"/>
+            </w:pPr>
+            <w:r>
+              <w:rPr>
+                <w:rFonts w:ascii="Calibri" w:cs="Calibri" w:eastAsia="Calibri" w:hAnsi="Calibri"/>
+                <w:b w:val="false"/>
+                <w:bCs w:val="false"/>
+                <w:color w:val="4a4a4a"/>
+                <w:sz w:val="19"/>
+                <w:szCs w:val="19"/>
+              </w:rPr>
+              <w:t xml:space="preserve">6%</w:t>
+            </w:r>
+          </w:p>
+        </w:tc>
+      </w:tr>
+      <w:tr>
+        <w:tc>
+          <w:tcPr>
+            <w:tcW w:type="dxa" w:w="5600"/>
+            <w:shd w:fill="FAFAFA" w:color="auto" w:val="clear"/>
+            <w:tcMar>
+              <w:top w:type="dxa" w:w="80"/>
+              <w:left w:type="dxa" w:w="110"/>
+              <w:bottom w:type="dxa" w:w="80"/>
+              <w:right w:type="dxa" w:w="110"/>
+            </w:tcMar>
+          </w:tcPr>
+          <w:p>
+            <w:pPr>
+              <w:spacing w:after="0" w:line="260"/>
+              <w:jc w:val="left"/>
+            </w:pPr>
+            <w:r>
+              <w:rPr>
+                <w:rFonts w:ascii="Calibri" w:cs="Calibri" w:eastAsia="Calibri" w:hAnsi="Calibri"/>
+                <w:b w:val="false"/>
+                <w:bCs w:val="false"/>
+                <w:color w:val="4a4a4a"/>
+                <w:sz w:val="19"/>
+                <w:szCs w:val="19"/>
+              </w:rPr>
+              <w:t xml:space="preserve">Imprevisti (10%)</w:t>
+            </w:r>
+          </w:p>
+        </w:tc>
+        <w:tc>
+          <w:tcPr>
+            <w:tcW w:type="dxa" w:w="1900"/>
+            <w:shd w:fill="FAFAFA" w:color="auto" w:val="clear"/>
+            <w:tcMar>
+              <w:top w:type="dxa" w:w="80"/>
+              <w:left w:type="dxa" w:w="110"/>
+              <w:bottom w:type="dxa" w:w="80"/>
+              <w:right w:type="dxa" w:w="110"/>
+            </w:tcMar>
+          </w:tcPr>
+          <w:p>
+            <w:pPr>
+              <w:spacing w:after="0" w:line="260"/>
+              <w:jc w:val="right"/>
+            </w:pPr>
+            <w:r>
+              <w:rPr>
+                <w:rFonts w:ascii="Calibri" w:cs="Calibri" w:eastAsia="Calibri" w:hAnsi="Calibri"/>
+                <w:b w:val="false"/>
+                <w:bCs w:val="false"/>
+                <w:color w:val="4a4a4a"/>
+                <w:sz w:val="19"/>
+                <w:szCs w:val="19"/>
+              </w:rPr>
+              <w:t xml:space="preserve">481.000 €</w:t>
+            </w:r>
+          </w:p>
+        </w:tc>
+        <w:tc>
+          <w:tcPr>
+            <w:tcW w:type="dxa" w:w="1860"/>
+            <w:shd w:fill="FAFAFA" w:color="auto" w:val="clear"/>
+            <w:tcMar>
+              <w:top w:type="dxa" w:w="80"/>
+              <w:left w:type="dxa" w:w="110"/>
+              <w:bottom w:type="dxa" w:w="80"/>
+              <w:right w:type="dxa" w:w="110"/>
+            </w:tcMar>
+          </w:tcPr>
+          <w:p>
+            <w:pPr>
+              <w:spacing w:after="0" w:line="260"/>
+              <w:jc w:val="right"/>
+            </w:pPr>
+            <w:r>
+              <w:rPr>
+                <w:rFonts w:ascii="Calibri" w:cs="Calibri" w:eastAsia="Calibri" w:hAnsi="Calibri"/>
+                <w:b w:val="false"/>
+                <w:bCs w:val="false"/>
+                <w:color w:val="4a4a4a"/>
+                <w:sz w:val="19"/>
+                <w:szCs w:val="19"/>
+              </w:rPr>
+              <w:t xml:space="preserve">9%</w:t>
+            </w:r>
+          </w:p>
+        </w:tc>
+      </w:tr>
+      <w:tr>
+        <w:tc>
+          <w:tcPr>
+            <w:tcW w:type="dxa" w:w="5600"/>
             <w:shd w:fill="F8F5F0" w:color="auto" w:val="clear"/>
             <w:tcMar>
               <w:top w:type="dxa" w:w="80"/>
@@ -1955,7 +2130,7 @@
                 <w:sz w:val="19"/>
                 <w:szCs w:val="19"/>
               </w:rPr>
-              <w:t xml:space="preserve">4.840.000 €</w:t>
+              <w:t xml:space="preserve">5.291.000 €</w:t>
             </w:r>
           </w:p>
         </w:tc>
@@ -2023,6 +2198,51 @@
           <w:sz w:val="23"/>
           <w:szCs w:val="23"/>
         </w:rPr>
+        <w:t xml:space="preserve">Le due voci che nascono dalla contiguità</w:t>
+      </w:r>
+    </w:p>
+    <w:p>
+      <w:pPr>
+        <w:spacing w:after="140" w:line="300"/>
+      </w:pPr>
+      <w:r>
+        <w:rPr>
+          <w:rFonts w:ascii="Calibri" w:cs="Calibri" w:eastAsia="Calibri" w:hAnsi="Calibri"/>
+          <w:color w:val="4a4a4a"/>
+          <w:sz w:val="21"/>
+          <w:szCs w:val="21"/>
+        </w:rPr>
+        <w:t xml:space="preserve">L'appartamento d'onore (320.000 €) è un'ala autonoma con ingresso proprio sulla strada, patio, cucina e servizio propri, isolabile dal resto della casa in un'ora, capace di ricevere un seguito e un dispositivo di sicurezza senza che questi attraversino il club. Non viene mai affittato e non produce ricavo diretto: è trattato al §7.</w:t>
+      </w:r>
+    </w:p>
+    <w:p>
+      <w:pPr>
+        <w:spacing w:after="140" w:line="300"/>
+      </w:pPr>
+      <w:r>
+        <w:rPr>
+          <w:rFonts w:ascii="Calibri" w:cs="Calibri" w:eastAsia="Calibri" w:hAnsi="Calibri"/>
+          <w:color w:val="4a4a4a"/>
+          <w:sz w:val="21"/>
+          <w:szCs w:val="21"/>
+        </w:rPr>
+        <w:t xml:space="preserve">Il trattamento acustico del muro comune (90.000 €) è progettato in un senso solo: dal riad non si deve sentire nulla della Munya. Il contrario non è cercato — che l'ospite senta attraverso il muro una casa che si alza prima dell'alba è esattamente ciò per cui è venuto.</w:t>
+      </w:r>
+    </w:p>
+    <w:p>
+      <w:pPr>
+        <w:pStyle w:val="Heading2"/>
+        <w:spacing w:after="120" w:before="260"/>
+      </w:pPr>
+      <w:r>
+        <w:rPr>
+          <w:rFonts w:ascii="Calibri" w:cs="Calibri" w:eastAsia="Calibri" w:hAnsi="Calibri"/>
+          <w:b/>
+          <w:bCs/>
+          <w:color w:val="1f1f1f"/>
+          <w:sz w:val="23"/>
+          <w:szCs w:val="23"/>
+        </w:rPr>
         <w:t xml:space="preserve">Una commessa che torna alla casa accanto</w:t>
       </w:r>
     </w:p>
@@ -2037,7 +2257,7 @@
           <w:sz w:val="21"/>
           <w:szCs w:val="21"/>
         </w:rPr>
-        <w:t xml:space="preserve">Circa 350.000 € del restauro — zellīj, gesso, legno, ferro battuto, cuoio — sono commissionati alle botteghe di Dar al-Hiraf a prezzo di mercato. Due effetti: le botteghe hanno un committente reale prima ancora di avere un mercato, e l'ospite dorme letteralmente dentro il lavoro della comunità di cui è ospite. Non è un dettaglio narrativo: è la prova di qualità su cui l'intero posizionamento si regge.</w:t>
+        <w:t xml:space="preserve">Circa 350.000 € del restauro — zellīj, gesso, legno, ferro battuto, cuoio — sono commissionati alle botteghe di Dar al-Hiraf a prezzo di mercato. Due effetti: le botteghe hanno un committente reale prima ancora di avere un mercato, e l'ospite dorme letteralmente dentro il lavoro della comunità che ha dall'altra parte del muro. Non è un dettaglio narrativo: è la prova di qualità su cui l'intero posizionamento si regge.</w:t>
       </w:r>
     </w:p>
     <w:p>
@@ -2068,7 +2288,7 @@
           <w:sz w:val="21"/>
           <w:szCs w:val="21"/>
         </w:rPr>
-        <w:t xml:space="preserve">Sei suite, 300 notti commercializzabili l'anno, 1.800 notti-suite disponibili.</w:t>
+        <w:t xml:space="preserve">Sei suite, 285 notti commercializzabili l'anno — trecento meno una media di quindici notti di chiusura per ospite d'onore (§7) — pari a 1.710 notti-suite disponibili.</w:t>
       </w:r>
     </w:p>
     <w:tbl>
@@ -2727,7 +2947,7 @@
                 <w:sz w:val="19"/>
                 <w:szCs w:val="19"/>
               </w:rPr>
-              <w:t xml:space="preserve">576</w:t>
+              <w:t xml:space="preserve">547</w:t>
             </w:r>
           </w:p>
         </w:tc>
@@ -2755,7 +2975,7 @@
                 <w:sz w:val="19"/>
                 <w:szCs w:val="19"/>
               </w:rPr>
-              <w:t xml:space="preserve">810</w:t>
+              <w:t xml:space="preserve">770</w:t>
             </w:r>
           </w:p>
         </w:tc>
@@ -2783,7 +3003,7 @@
                 <w:sz w:val="19"/>
                 <w:szCs w:val="19"/>
               </w:rPr>
-              <w:t xml:space="preserve">990</w:t>
+              <w:t xml:space="preserve">941</w:t>
             </w:r>
           </w:p>
         </w:tc>
@@ -2959,7 +3179,7 @@
                 <w:sz w:val="19"/>
                 <w:szCs w:val="19"/>
               </w:rPr>
-              <w:t xml:space="preserve">806.400 €</w:t>
+              <w:t xml:space="preserve">766.000 €</w:t>
             </w:r>
           </w:p>
         </w:tc>
@@ -2987,7 +3207,7 @@
                 <w:sz w:val="19"/>
                 <w:szCs w:val="19"/>
               </w:rPr>
-              <w:t xml:space="preserve">1.296.000 €</w:t>
+              <w:t xml:space="preserve">1.231.000 €</w:t>
             </w:r>
           </w:p>
         </w:tc>
@@ -3015,7 +3235,7 @@
                 <w:sz w:val="19"/>
                 <w:szCs w:val="19"/>
               </w:rPr>
-              <w:t xml:space="preserve">1.881.000 €</w:t>
+              <w:t xml:space="preserve">1.787.000 €</w:t>
             </w:r>
           </w:p>
         </w:tc>
@@ -3075,7 +3295,7 @@
                 <w:sz w:val="19"/>
                 <w:szCs w:val="19"/>
               </w:rPr>
-              <w:t xml:space="preserve">120.960 €</w:t>
+              <w:t xml:space="preserve">115.000 €</w:t>
             </w:r>
           </w:p>
         </w:tc>
@@ -3104,7 +3324,7 @@
                 <w:sz w:val="19"/>
                 <w:szCs w:val="19"/>
               </w:rPr>
-              <w:t xml:space="preserve">233.280 €</w:t>
+              <w:t xml:space="preserve">222.000 €</w:t>
             </w:r>
           </w:p>
         </w:tc>
@@ -3133,7 +3353,7 @@
                 <w:sz w:val="19"/>
                 <w:szCs w:val="19"/>
               </w:rPr>
-              <w:t xml:space="preserve">413.820 €</w:t>
+              <w:t xml:space="preserve">393.000 €</w:t>
             </w:r>
           </w:p>
         </w:tc>
@@ -3307,7 +3527,7 @@
                 <w:sz w:val="19"/>
                 <w:szCs w:val="19"/>
               </w:rPr>
-              <w:t xml:space="preserve">1.487.000 €</w:t>
+              <w:t xml:space="preserve">1.441.000 €</w:t>
             </w:r>
           </w:p>
         </w:tc>
@@ -3336,7 +3556,7 @@
                 <w:sz w:val="19"/>
                 <w:szCs w:val="19"/>
               </w:rPr>
-              <w:t xml:space="preserve">2.429.000 €</w:t>
+              <w:t xml:space="preserve">2.353.000 €</w:t>
             </w:r>
           </w:p>
         </w:tc>
@@ -3365,7 +3585,7 @@
                 <w:sz w:val="19"/>
                 <w:szCs w:val="19"/>
               </w:rPr>
-              <w:t xml:space="preserve">3.495.000 €</w:t>
+              <w:t xml:space="preserve">3.380.000 €</w:t>
             </w:r>
           </w:p>
         </w:tc>
@@ -3655,7 +3875,7 @@
                 <w:sz w:val="19"/>
                 <w:szCs w:val="19"/>
               </w:rPr>
-              <w:t xml:space="preserve">148.700 €</w:t>
+              <w:t xml:space="preserve">144.000 €</w:t>
             </w:r>
           </w:p>
         </w:tc>
@@ -3683,7 +3903,7 @@
                 <w:sz w:val="19"/>
                 <w:szCs w:val="19"/>
               </w:rPr>
-              <w:t xml:space="preserve">202.600 €</w:t>
+              <w:t xml:space="preserve">195.000 €</w:t>
             </w:r>
           </w:p>
         </w:tc>
@@ -3711,7 +3931,7 @@
                 <w:sz w:val="19"/>
                 <w:szCs w:val="19"/>
               </w:rPr>
-              <w:t xml:space="preserve">266.900 €</w:t>
+              <w:t xml:space="preserve">257.000 €</w:t>
             </w:r>
           </w:p>
         </w:tc>
@@ -3859,7 +4079,7 @@
                 <w:sz w:val="19"/>
                 <w:szCs w:val="19"/>
               </w:rPr>
-              <w:t xml:space="preserve">Corrispettivo d'accesso al Riad</w:t>
+              <w:t xml:space="preserve">Custodia e sicurezza dell'ala d'onore</w:t>
             </w:r>
           </w:p>
         </w:tc>
@@ -3887,7 +4107,7 @@
                 <w:sz w:val="19"/>
                 <w:szCs w:val="19"/>
               </w:rPr>
-              <w:t xml:space="preserve">150.000 €</w:t>
+              <w:t xml:space="preserve">60.000 €</w:t>
             </w:r>
           </w:p>
         </w:tc>
@@ -3915,7 +4135,7 @@
                 <w:sz w:val="19"/>
                 <w:szCs w:val="19"/>
               </w:rPr>
-              <w:t xml:space="preserve">150.000 €</w:t>
+              <w:t xml:space="preserve">60.000 €</w:t>
             </w:r>
           </w:p>
         </w:tc>
@@ -3943,7 +4163,7 @@
                 <w:sz w:val="19"/>
                 <w:szCs w:val="19"/>
               </w:rPr>
-              <w:t xml:space="preserve">150.000 €</w:t>
+              <w:t xml:space="preserve">60.000 €</w:t>
             </w:r>
           </w:p>
         </w:tc>
@@ -3974,7 +4194,7 @@
                 <w:sz w:val="19"/>
                 <w:szCs w:val="19"/>
               </w:rPr>
-              <w:t xml:space="preserve">Relazioni e vita sociale</w:t>
+              <w:t xml:space="preserve">Corrispettivo d'accesso al Riad</w:t>
             </w:r>
           </w:p>
         </w:tc>
@@ -4003,7 +4223,7 @@
                 <w:sz w:val="19"/>
                 <w:szCs w:val="19"/>
               </w:rPr>
-              <w:t xml:space="preserve">120.000 €</w:t>
+              <w:t xml:space="preserve">150.000 €</w:t>
             </w:r>
           </w:p>
         </w:tc>
@@ -4032,7 +4252,7 @@
                 <w:sz w:val="19"/>
                 <w:szCs w:val="19"/>
               </w:rPr>
-              <w:t xml:space="preserve">120.000 €</w:t>
+              <w:t xml:space="preserve">150.000 €</w:t>
             </w:r>
           </w:p>
         </w:tc>
@@ -4061,7 +4281,7 @@
                 <w:sz w:val="19"/>
                 <w:szCs w:val="19"/>
               </w:rPr>
-              <w:t xml:space="preserve">120.000 €</w:t>
+              <w:t xml:space="preserve">150.000 €</w:t>
             </w:r>
           </w:p>
         </w:tc>
@@ -4091,7 +4311,7 @@
                 <w:sz w:val="19"/>
                 <w:szCs w:val="19"/>
               </w:rPr>
-              <w:t xml:space="preserve">Amministrazione, assicurazioni, revisione</w:t>
+              <w:t xml:space="preserve">Relazioni e vita sociale</w:t>
             </w:r>
           </w:p>
         </w:tc>
@@ -4119,7 +4339,7 @@
                 <w:sz w:val="19"/>
                 <w:szCs w:val="19"/>
               </w:rPr>
-              <w:t xml:space="preserve">130.000 €</w:t>
+              <w:t xml:space="preserve">120.000 €</w:t>
             </w:r>
           </w:p>
         </w:tc>
@@ -4147,7 +4367,7 @@
                 <w:sz w:val="19"/>
                 <w:szCs w:val="19"/>
               </w:rPr>
-              <w:t xml:space="preserve">130.000 €</w:t>
+              <w:t xml:space="preserve">120.000 €</w:t>
             </w:r>
           </w:p>
         </w:tc>
@@ -4175,7 +4395,7 @@
                 <w:sz w:val="19"/>
                 <w:szCs w:val="19"/>
               </w:rPr>
-              <w:t xml:space="preserve">130.000 €</w:t>
+              <w:t xml:space="preserve">120.000 €</w:t>
             </w:r>
           </w:p>
         </w:tc>
@@ -4206,7 +4426,7 @@
                 <w:sz w:val="19"/>
                 <w:szCs w:val="19"/>
               </w:rPr>
-              <w:t xml:space="preserve">Imposte locali</w:t>
+              <w:t xml:space="preserve">Amministrazione, assicurazioni, revisione</w:t>
             </w:r>
           </w:p>
         </w:tc>
@@ -4235,7 +4455,7 @@
                 <w:sz w:val="19"/>
                 <w:szCs w:val="19"/>
               </w:rPr>
-              <w:t xml:space="preserve">40.000 €</w:t>
+              <w:t xml:space="preserve">130.000 €</w:t>
             </w:r>
           </w:p>
         </w:tc>
@@ -4264,7 +4484,7 @@
                 <w:sz w:val="19"/>
                 <w:szCs w:val="19"/>
               </w:rPr>
-              <w:t xml:space="preserve">40.000 €</w:t>
+              <w:t xml:space="preserve">130.000 €</w:t>
             </w:r>
           </w:p>
         </w:tc>
@@ -4293,7 +4513,7 @@
                 <w:sz w:val="19"/>
                 <w:szCs w:val="19"/>
               </w:rPr>
-              <w:t xml:space="preserve">40.000 €</w:t>
+              <w:t xml:space="preserve">130.000 €</w:t>
             </w:r>
           </w:p>
         </w:tc>
@@ -4302,6 +4522,120 @@
         <w:tc>
           <w:tcPr>
             <w:tcW w:type="dxa" w:w="3960"/>
+            <w:tcMar>
+              <w:top w:type="dxa" w:w="80"/>
+              <w:left w:type="dxa" w:w="110"/>
+              <w:bottom w:type="dxa" w:w="80"/>
+              <w:right w:type="dxa" w:w="110"/>
+            </w:tcMar>
+          </w:tcPr>
+          <w:p>
+            <w:pPr>
+              <w:spacing w:after="0" w:line="260"/>
+              <w:jc w:val="left"/>
+            </w:pPr>
+            <w:r>
+              <w:rPr>
+                <w:rFonts w:ascii="Calibri" w:cs="Calibri" w:eastAsia="Calibri" w:hAnsi="Calibri"/>
+                <w:b w:val="false"/>
+                <w:bCs w:val="false"/>
+                <w:color w:val="4a4a4a"/>
+                <w:sz w:val="19"/>
+                <w:szCs w:val="19"/>
+              </w:rPr>
+              <w:t xml:space="preserve">Imposte locali</w:t>
+            </w:r>
+          </w:p>
+        </w:tc>
+        <w:tc>
+          <w:tcPr>
+            <w:tcW w:type="dxa" w:w="1800"/>
+            <w:tcMar>
+              <w:top w:type="dxa" w:w="80"/>
+              <w:left w:type="dxa" w:w="110"/>
+              <w:bottom w:type="dxa" w:w="80"/>
+              <w:right w:type="dxa" w:w="110"/>
+            </w:tcMar>
+          </w:tcPr>
+          <w:p>
+            <w:pPr>
+              <w:spacing w:after="0" w:line="260"/>
+              <w:jc w:val="right"/>
+            </w:pPr>
+            <w:r>
+              <w:rPr>
+                <w:rFonts w:ascii="Calibri" w:cs="Calibri" w:eastAsia="Calibri" w:hAnsi="Calibri"/>
+                <w:b w:val="false"/>
+                <w:bCs w:val="false"/>
+                <w:color w:val="4a4a4a"/>
+                <w:sz w:val="19"/>
+                <w:szCs w:val="19"/>
+              </w:rPr>
+              <w:t xml:space="preserve">40.000 €</w:t>
+            </w:r>
+          </w:p>
+        </w:tc>
+        <w:tc>
+          <w:tcPr>
+            <w:tcW w:type="dxa" w:w="1800"/>
+            <w:tcMar>
+              <w:top w:type="dxa" w:w="80"/>
+              <w:left w:type="dxa" w:w="110"/>
+              <w:bottom w:type="dxa" w:w="80"/>
+              <w:right w:type="dxa" w:w="110"/>
+            </w:tcMar>
+          </w:tcPr>
+          <w:p>
+            <w:pPr>
+              <w:spacing w:after="0" w:line="260"/>
+              <w:jc w:val="right"/>
+            </w:pPr>
+            <w:r>
+              <w:rPr>
+                <w:rFonts w:ascii="Calibri" w:cs="Calibri" w:eastAsia="Calibri" w:hAnsi="Calibri"/>
+                <w:b w:val="false"/>
+                <w:bCs w:val="false"/>
+                <w:color w:val="4a4a4a"/>
+                <w:sz w:val="19"/>
+                <w:szCs w:val="19"/>
+              </w:rPr>
+              <w:t xml:space="preserve">40.000 €</w:t>
+            </w:r>
+          </w:p>
+        </w:tc>
+        <w:tc>
+          <w:tcPr>
+            <w:tcW w:type="dxa" w:w="1800"/>
+            <w:tcMar>
+              <w:top w:type="dxa" w:w="80"/>
+              <w:left w:type="dxa" w:w="110"/>
+              <w:bottom w:type="dxa" w:w="80"/>
+              <w:right w:type="dxa" w:w="110"/>
+            </w:tcMar>
+          </w:tcPr>
+          <w:p>
+            <w:pPr>
+              <w:spacing w:after="0" w:line="260"/>
+              <w:jc w:val="right"/>
+            </w:pPr>
+            <w:r>
+              <w:rPr>
+                <w:rFonts w:ascii="Calibri" w:cs="Calibri" w:eastAsia="Calibri" w:hAnsi="Calibri"/>
+                <w:b w:val="false"/>
+                <w:bCs w:val="false"/>
+                <w:color w:val="4a4a4a"/>
+                <w:sz w:val="19"/>
+                <w:szCs w:val="19"/>
+              </w:rPr>
+              <w:t xml:space="preserve">40.000 €</w:t>
+            </w:r>
+          </w:p>
+        </w:tc>
+      </w:tr>
+      <w:tr>
+        <w:tc>
+          <w:tcPr>
+            <w:tcW w:type="dxa" w:w="3960"/>
             <w:shd w:fill="F8F5F0" w:color="auto" w:val="clear"/>
             <w:tcMar>
               <w:top w:type="dxa" w:w="80"/>
@@ -4353,7 +4687,7 @@
                 <w:sz w:val="19"/>
                 <w:szCs w:val="19"/>
               </w:rPr>
-              <w:t xml:space="preserve">1.224.000 €</w:t>
+              <w:t xml:space="preserve">1.279.000 €</w:t>
             </w:r>
           </w:p>
         </w:tc>
@@ -4382,7 +4716,7 @@
                 <w:sz w:val="19"/>
                 <w:szCs w:val="19"/>
               </w:rPr>
-              <w:t xml:space="preserve">1.278.000 €</w:t>
+              <w:t xml:space="preserve">1.330.000 €</w:t>
             </w:r>
           </w:p>
         </w:tc>
@@ -4411,7 +4745,7 @@
                 <w:sz w:val="19"/>
                 <w:szCs w:val="19"/>
               </w:rPr>
-              <w:t xml:space="preserve">1.342.000 €</w:t>
+              <w:t xml:space="preserve">1.392.000 €</w:t>
             </w:r>
           </w:p>
         </w:tc>
@@ -4420,7 +4754,6 @@
         <w:tc>
           <w:tcPr>
             <w:tcW w:type="dxa" w:w="3960"/>
-            <w:shd w:fill="FAFAFA" w:color="auto" w:val="clear"/>
             <w:tcMar>
               <w:top w:type="dxa" w:w="80"/>
               <w:left w:type="dxa" w:w="110"/>
@@ -4449,7 +4782,6 @@
         <w:tc>
           <w:tcPr>
             <w:tcW w:type="dxa" w:w="1800"/>
-            <w:shd w:fill="FAFAFA" w:color="auto" w:val="clear"/>
             <w:tcMar>
               <w:top w:type="dxa" w:w="80"/>
               <w:left w:type="dxa" w:w="110"/>
@@ -4478,7 +4810,6 @@
         <w:tc>
           <w:tcPr>
             <w:tcW w:type="dxa" w:w="1800"/>
-            <w:shd w:fill="FAFAFA" w:color="auto" w:val="clear"/>
             <w:tcMar>
               <w:top w:type="dxa" w:w="80"/>
               <w:left w:type="dxa" w:w="110"/>
@@ -4507,7 +4838,6 @@
         <w:tc>
           <w:tcPr>
             <w:tcW w:type="dxa" w:w="1800"/>
-            <w:shd w:fill="FAFAFA" w:color="auto" w:val="clear"/>
             <w:tcMar>
               <w:top w:type="dxa" w:w="80"/>
               <w:left w:type="dxa" w:w="110"/>
@@ -4589,7 +4919,7 @@
                 <w:sz w:val="19"/>
                 <w:szCs w:val="19"/>
               </w:rPr>
-              <w:t xml:space="preserve">264.000 €</w:t>
+              <w:t xml:space="preserve">162.000 €</w:t>
             </w:r>
           </w:p>
         </w:tc>
@@ -4618,7 +4948,7 @@
                 <w:sz w:val="19"/>
                 <w:szCs w:val="19"/>
               </w:rPr>
-              <w:t xml:space="preserve">1.152.000 €</w:t>
+              <w:t xml:space="preserve">1.022.000 €</w:t>
             </w:r>
           </w:p>
         </w:tc>
@@ -4647,7 +4977,7 @@
                 <w:sz w:val="19"/>
                 <w:szCs w:val="19"/>
               </w:rPr>
-              <w:t xml:space="preserve">2.153.000 €</w:t>
+              <w:t xml:space="preserve">1.989.000 €</w:t>
             </w:r>
           </w:p>
         </w:tc>
@@ -4707,7 +5037,7 @@
                 <w:sz w:val="19"/>
                 <w:szCs w:val="19"/>
               </w:rPr>
-              <w:t xml:space="preserve">18%</w:t>
+              <w:t xml:space="preserve">11%</w:t>
             </w:r>
           </w:p>
         </w:tc>
@@ -4736,7 +5066,7 @@
                 <w:sz w:val="19"/>
                 <w:szCs w:val="19"/>
               </w:rPr>
-              <w:t xml:space="preserve">47%</w:t>
+              <w:t xml:space="preserve">44%</w:t>
             </w:r>
           </w:p>
         </w:tc>
@@ -4765,7 +5095,7 @@
                 <w:sz w:val="19"/>
                 <w:szCs w:val="19"/>
               </w:rPr>
-              <w:t xml:space="preserve">62%</w:t>
+              <w:t xml:space="preserve">59%</w:t>
             </w:r>
           </w:p>
         </w:tc>
@@ -4825,7 +5155,7 @@
                 <w:sz w:val="19"/>
                 <w:szCs w:val="19"/>
               </w:rPr>
-              <w:t xml:space="preserve">5,4%</w:t>
+              <w:t xml:space="preserve">3,1%</w:t>
             </w:r>
           </w:p>
         </w:tc>
@@ -4854,7 +5184,7 @@
                 <w:sz w:val="19"/>
                 <w:szCs w:val="19"/>
               </w:rPr>
-              <w:t xml:space="preserve">23,8%</w:t>
+              <w:t xml:space="preserve">19,3%</w:t>
             </w:r>
           </w:p>
         </w:tc>
@@ -4883,7 +5213,7 @@
                 <w:sz w:val="19"/>
                 <w:szCs w:val="19"/>
               </w:rPr>
-              <w:t xml:space="preserve">44,5%</w:t>
+              <w:t xml:space="preserve">37,6%</w:t>
             </w:r>
           </w:p>
         </w:tc>
@@ -4905,7 +5235,7 @@
           <w:sz w:val="21"/>
           <w:szCs w:val="21"/>
         </w:rPr>
-        <w:t xml:space="preserve">La forbice va letta come la vera struttura del rischio. Fra prudente e base non cambia la qualità della casa, il servizio o la gestione: cambia solo il numero di uomini che hanno detto di sì. Trenta soci in più e tredici punti di occupazione trasformano un'operazione che non remunera il capitale in una che rende quasi il 24% l'anno. Nessuna leva gestionale ha un effetto paragonabile.</w:t>
+        <w:t xml:space="preserve">La forbice va letta come la vera struttura del rischio. Fra prudente e base non cambia la qualità della casa, il servizio o la gestione: cambia solo il numero di uomini che hanno detto di sì. Trenta soci in più e tredici punti di occupazione trasformano un'operazione che non remunera il capitale in una che rende quasi il 20% l'anno. Nessuna leva gestionale ha un effetto paragonabile.</w:t>
       </w:r>
     </w:p>
     <w:p>
@@ -5178,8 +5508,6 @@
             <w:r>
               <w:rPr>
                 <w:rFonts w:ascii="Calibri" w:cs="Calibri" w:eastAsia="Calibri" w:hAnsi="Calibri"/>
-                <w:b w:val="false"/>
-                <w:bCs w:val="false"/>
                 <w:color w:val="4a4a4a"/>
                 <w:sz w:val="19"/>
                 <w:szCs w:val="19"/>
@@ -5206,8 +5534,6 @@
             <w:r>
               <w:rPr>
                 <w:rFonts w:ascii="Calibri" w:cs="Calibri" w:eastAsia="Calibri" w:hAnsi="Calibri"/>
-                <w:b w:val="false"/>
-                <w:bCs w:val="false"/>
                 <w:color w:val="4a4a4a"/>
                 <w:sz w:val="19"/>
                 <w:szCs w:val="19"/>
@@ -5234,8 +5560,6 @@
             <w:r>
               <w:rPr>
                 <w:rFonts w:ascii="Calibri" w:cs="Calibri" w:eastAsia="Calibri" w:hAnsi="Calibri"/>
-                <w:b w:val="false"/>
-                <w:bCs w:val="false"/>
                 <w:color w:val="4a4a4a"/>
                 <w:sz w:val="19"/>
                 <w:szCs w:val="19"/>
@@ -5262,13 +5586,11 @@
             <w:r>
               <w:rPr>
                 <w:rFonts w:ascii="Calibri" w:cs="Calibri" w:eastAsia="Calibri" w:hAnsi="Calibri"/>
-                <w:b w:val="false"/>
-                <w:bCs w:val="false"/>
-                <w:color w:val="4a4a4a"/>
-                <w:sz w:val="19"/>
-                <w:szCs w:val="19"/>
-              </w:rPr>
-              <w:t xml:space="preserve">1.040.000 €</w:t>
+                <w:color w:val="4a4a4a"/>
+                <w:sz w:val="19"/>
+                <w:szCs w:val="19"/>
+              </w:rPr>
+              <w:t xml:space="preserve">1.006.000 €</w:t>
             </w:r>
           </w:p>
         </w:tc>
@@ -5290,8 +5612,6 @@
             <w:r>
               <w:rPr>
                 <w:rFonts w:ascii="Calibri" w:cs="Calibri" w:eastAsia="Calibri" w:hAnsi="Calibri"/>
-                <w:b w:val="false"/>
-                <w:bCs w:val="false"/>
                 <w:color w:val="4a4a4a"/>
                 <w:sz w:val="19"/>
                 <w:szCs w:val="19"/>
@@ -5318,13 +5638,11 @@
             <w:r>
               <w:rPr>
                 <w:rFonts w:ascii="Calibri" w:cs="Calibri" w:eastAsia="Calibri" w:hAnsi="Calibri"/>
-                <w:b w:val="false"/>
-                <w:bCs w:val="false"/>
-                <w:color w:val="4a4a4a"/>
-                <w:sz w:val="19"/>
-                <w:szCs w:val="19"/>
-              </w:rPr>
-              <w:t xml:space="preserve">-159.000 €</w:t>
+                <w:color w:val="4a4a4a"/>
+                <w:sz w:val="19"/>
+                <w:szCs w:val="19"/>
+              </w:rPr>
+              <w:t xml:space="preserve">-249.000 €</w:t>
             </w:r>
           </w:p>
         </w:tc>
@@ -5346,13 +5664,11 @@
             <w:r>
               <w:rPr>
                 <w:rFonts w:ascii="Calibri" w:cs="Calibri" w:eastAsia="Calibri" w:hAnsi="Calibri"/>
-                <w:b w:val="false"/>
-                <w:bCs w:val="false"/>
-                <w:color w:val="4a4a4a"/>
-                <w:sz w:val="19"/>
-                <w:szCs w:val="19"/>
-              </w:rPr>
-              <w:t xml:space="preserve">-159.000 €</w:t>
+                <w:color w:val="4a4a4a"/>
+                <w:sz w:val="19"/>
+                <w:szCs w:val="19"/>
+              </w:rPr>
+              <w:t xml:space="preserve">-249.000 €</w:t>
             </w:r>
           </w:p>
         </w:tc>
@@ -5377,8 +5693,6 @@
             <w:r>
               <w:rPr>
                 <w:rFonts w:ascii="Calibri" w:cs="Calibri" w:eastAsia="Calibri" w:hAnsi="Calibri"/>
-                <w:b w:val="false"/>
-                <w:bCs w:val="false"/>
                 <w:color w:val="4a4a4a"/>
                 <w:sz w:val="19"/>
                 <w:szCs w:val="19"/>
@@ -5406,8 +5720,6 @@
             <w:r>
               <w:rPr>
                 <w:rFonts w:ascii="Calibri" w:cs="Calibri" w:eastAsia="Calibri" w:hAnsi="Calibri"/>
-                <w:b w:val="false"/>
-                <w:bCs w:val="false"/>
                 <w:color w:val="4a4a4a"/>
                 <w:sz w:val="19"/>
                 <w:szCs w:val="19"/>
@@ -5435,8 +5747,6 @@
             <w:r>
               <w:rPr>
                 <w:rFonts w:ascii="Calibri" w:cs="Calibri" w:eastAsia="Calibri" w:hAnsi="Calibri"/>
-                <w:b w:val="false"/>
-                <w:bCs w:val="false"/>
                 <w:color w:val="4a4a4a"/>
                 <w:sz w:val="19"/>
                 <w:szCs w:val="19"/>
@@ -5464,13 +5774,11 @@
             <w:r>
               <w:rPr>
                 <w:rFonts w:ascii="Calibri" w:cs="Calibri" w:eastAsia="Calibri" w:hAnsi="Calibri"/>
-                <w:b w:val="false"/>
-                <w:bCs w:val="false"/>
-                <w:color w:val="4a4a4a"/>
-                <w:sz w:val="19"/>
-                <w:szCs w:val="19"/>
-              </w:rPr>
-              <w:t xml:space="preserve">1.672.000 €</w:t>
+                <w:color w:val="4a4a4a"/>
+                <w:sz w:val="19"/>
+                <w:szCs w:val="19"/>
+              </w:rPr>
+              <w:t xml:space="preserve">1.618.000 €</w:t>
             </w:r>
           </w:p>
         </w:tc>
@@ -5493,8 +5801,6 @@
             <w:r>
               <w:rPr>
                 <w:rFonts w:ascii="Calibri" w:cs="Calibri" w:eastAsia="Calibri" w:hAnsi="Calibri"/>
-                <w:b w:val="false"/>
-                <w:bCs w:val="false"/>
                 <w:color w:val="4a4a4a"/>
                 <w:sz w:val="19"/>
                 <w:szCs w:val="19"/>
@@ -5522,13 +5828,11 @@
             <w:r>
               <w:rPr>
                 <w:rFonts w:ascii="Calibri" w:cs="Calibri" w:eastAsia="Calibri" w:hAnsi="Calibri"/>
-                <w:b w:val="false"/>
-                <w:bCs w:val="false"/>
-                <w:color w:val="4a4a4a"/>
-                <w:sz w:val="19"/>
-                <w:szCs w:val="19"/>
-              </w:rPr>
-              <w:t xml:space="preserve">436.000 €</w:t>
+                <w:color w:val="4a4a4a"/>
+                <w:sz w:val="19"/>
+                <w:szCs w:val="19"/>
+              </w:rPr>
+              <w:t xml:space="preserve">327.000 €</w:t>
             </w:r>
           </w:p>
         </w:tc>
@@ -5551,13 +5855,11 @@
             <w:r>
               <w:rPr>
                 <w:rFonts w:ascii="Calibri" w:cs="Calibri" w:eastAsia="Calibri" w:hAnsi="Calibri"/>
-                <w:b w:val="false"/>
-                <w:bCs w:val="false"/>
-                <w:color w:val="4a4a4a"/>
-                <w:sz w:val="19"/>
-                <w:szCs w:val="19"/>
-              </w:rPr>
-              <w:t xml:space="preserve">277.000 €</w:t>
+                <w:color w:val="4a4a4a"/>
+                <w:sz w:val="19"/>
+                <w:szCs w:val="19"/>
+              </w:rPr>
+              <w:t xml:space="preserve">77.000 €</w:t>
             </w:r>
           </w:p>
         </w:tc>
@@ -5581,8 +5883,6 @@
             <w:r>
               <w:rPr>
                 <w:rFonts w:ascii="Calibri" w:cs="Calibri" w:eastAsia="Calibri" w:hAnsi="Calibri"/>
-                <w:b w:val="false"/>
-                <w:bCs w:val="false"/>
                 <w:color w:val="4a4a4a"/>
                 <w:sz w:val="19"/>
                 <w:szCs w:val="19"/>
@@ -5609,8 +5909,6 @@
             <w:r>
               <w:rPr>
                 <w:rFonts w:ascii="Calibri" w:cs="Calibri" w:eastAsia="Calibri" w:hAnsi="Calibri"/>
-                <w:b w:val="false"/>
-                <w:bCs w:val="false"/>
                 <w:color w:val="4a4a4a"/>
                 <w:sz w:val="19"/>
                 <w:szCs w:val="19"/>
@@ -5637,8 +5935,6 @@
             <w:r>
               <w:rPr>
                 <w:rFonts w:ascii="Calibri" w:cs="Calibri" w:eastAsia="Calibri" w:hAnsi="Calibri"/>
-                <w:b w:val="false"/>
-                <w:bCs w:val="false"/>
                 <w:color w:val="4a4a4a"/>
                 <w:sz w:val="19"/>
                 <w:szCs w:val="19"/>
@@ -5665,13 +5961,11 @@
             <w:r>
               <w:rPr>
                 <w:rFonts w:ascii="Calibri" w:cs="Calibri" w:eastAsia="Calibri" w:hAnsi="Calibri"/>
-                <w:b w:val="false"/>
-                <w:bCs w:val="false"/>
-                <w:color w:val="4a4a4a"/>
-                <w:sz w:val="19"/>
-                <w:szCs w:val="19"/>
-              </w:rPr>
-              <w:t xml:space="preserve">2.124.000 €</w:t>
+                <w:color w:val="4a4a4a"/>
+                <w:sz w:val="19"/>
+                <w:szCs w:val="19"/>
+              </w:rPr>
+              <w:t xml:space="preserve">2.056.000 €</w:t>
             </w:r>
           </w:p>
         </w:tc>
@@ -5693,8 +5987,6 @@
             <w:r>
               <w:rPr>
                 <w:rFonts w:ascii="Calibri" w:cs="Calibri" w:eastAsia="Calibri" w:hAnsi="Calibri"/>
-                <w:b w:val="false"/>
-                <w:bCs w:val="false"/>
                 <w:color w:val="4a4a4a"/>
                 <w:sz w:val="19"/>
                 <w:szCs w:val="19"/>
@@ -5721,13 +6013,11 @@
             <w:r>
               <w:rPr>
                 <w:rFonts w:ascii="Calibri" w:cs="Calibri" w:eastAsia="Calibri" w:hAnsi="Calibri"/>
-                <w:b w:val="false"/>
-                <w:bCs w:val="false"/>
-                <w:color w:val="4a4a4a"/>
-                <w:sz w:val="19"/>
-                <w:szCs w:val="19"/>
-              </w:rPr>
-              <w:t xml:space="preserve">1.163.000 €</w:t>
+                <w:color w:val="4a4a4a"/>
+                <w:sz w:val="19"/>
+                <w:szCs w:val="19"/>
+              </w:rPr>
+              <w:t xml:space="preserve">1.041.000 €</w:t>
             </w:r>
           </w:p>
         </w:tc>
@@ -5749,13 +6039,11 @@
             <w:r>
               <w:rPr>
                 <w:rFonts w:ascii="Calibri" w:cs="Calibri" w:eastAsia="Calibri" w:hAnsi="Calibri"/>
-                <w:b w:val="false"/>
-                <w:bCs w:val="false"/>
-                <w:color w:val="4a4a4a"/>
-                <w:sz w:val="19"/>
-                <w:szCs w:val="19"/>
-              </w:rPr>
-              <w:t xml:space="preserve">1.440.000 €</w:t>
+                <w:color w:val="4a4a4a"/>
+                <w:sz w:val="19"/>
+                <w:szCs w:val="19"/>
+              </w:rPr>
+              <w:t xml:space="preserve">1.118.000 €</w:t>
             </w:r>
           </w:p>
         </w:tc>
@@ -5780,8 +6068,6 @@
             <w:r>
               <w:rPr>
                 <w:rFonts w:ascii="Calibri" w:cs="Calibri" w:eastAsia="Calibri" w:hAnsi="Calibri"/>
-                <w:b w:val="false"/>
-                <w:bCs w:val="false"/>
                 <w:color w:val="4a4a4a"/>
                 <w:sz w:val="19"/>
                 <w:szCs w:val="19"/>
@@ -5809,8 +6095,6 @@
             <w:r>
               <w:rPr>
                 <w:rFonts w:ascii="Calibri" w:cs="Calibri" w:eastAsia="Calibri" w:hAnsi="Calibri"/>
-                <w:b w:val="false"/>
-                <w:bCs w:val="false"/>
                 <w:color w:val="4a4a4a"/>
                 <w:sz w:val="19"/>
                 <w:szCs w:val="19"/>
@@ -5838,8 +6122,6 @@
             <w:r>
               <w:rPr>
                 <w:rFonts w:ascii="Calibri" w:cs="Calibri" w:eastAsia="Calibri" w:hAnsi="Calibri"/>
-                <w:b w:val="false"/>
-                <w:bCs w:val="false"/>
                 <w:color w:val="4a4a4a"/>
                 <w:sz w:val="19"/>
                 <w:szCs w:val="19"/>
@@ -5867,13 +6149,11 @@
             <w:r>
               <w:rPr>
                 <w:rFonts w:ascii="Calibri" w:cs="Calibri" w:eastAsia="Calibri" w:hAnsi="Calibri"/>
-                <w:b w:val="false"/>
-                <w:bCs w:val="false"/>
-                <w:color w:val="4a4a4a"/>
-                <w:sz w:val="19"/>
-                <w:szCs w:val="19"/>
-              </w:rPr>
-              <w:t xml:space="preserve">2.429.000 €</w:t>
+                <w:color w:val="4a4a4a"/>
+                <w:sz w:val="19"/>
+                <w:szCs w:val="19"/>
+              </w:rPr>
+              <w:t xml:space="preserve">2.353.000 €</w:t>
             </w:r>
           </w:p>
         </w:tc>
@@ -5896,8 +6176,6 @@
             <w:r>
               <w:rPr>
                 <w:rFonts w:ascii="Calibri" w:cs="Calibri" w:eastAsia="Calibri" w:hAnsi="Calibri"/>
-                <w:b w:val="false"/>
-                <w:bCs w:val="false"/>
                 <w:color w:val="4a4a4a"/>
                 <w:sz w:val="19"/>
                 <w:szCs w:val="19"/>
@@ -5925,13 +6203,11 @@
             <w:r>
               <w:rPr>
                 <w:rFonts w:ascii="Calibri" w:cs="Calibri" w:eastAsia="Calibri" w:hAnsi="Calibri"/>
-                <w:b w:val="false"/>
-                <w:bCs w:val="false"/>
-                <w:color w:val="4a4a4a"/>
-                <w:sz w:val="19"/>
-                <w:szCs w:val="19"/>
-              </w:rPr>
-              <w:t xml:space="preserve">1.392.000 €</w:t>
+                <w:color w:val="4a4a4a"/>
+                <w:sz w:val="19"/>
+                <w:szCs w:val="19"/>
+              </w:rPr>
+              <w:t xml:space="preserve">1.262.000 €</w:t>
             </w:r>
           </w:p>
         </w:tc>
@@ -5954,13 +6230,11 @@
             <w:r>
               <w:rPr>
                 <w:rFonts w:ascii="Calibri" w:cs="Calibri" w:eastAsia="Calibri" w:hAnsi="Calibri"/>
-                <w:b w:val="false"/>
-                <w:bCs w:val="false"/>
-                <w:color w:val="4a4a4a"/>
-                <w:sz w:val="19"/>
-                <w:szCs w:val="19"/>
-              </w:rPr>
-              <w:t xml:space="preserve">2.832.000 €</w:t>
+                <w:color w:val="4a4a4a"/>
+                <w:sz w:val="19"/>
+                <w:szCs w:val="19"/>
+              </w:rPr>
+              <w:t xml:space="preserve">2.381.000 €</w:t>
             </w:r>
           </w:p>
         </w:tc>
@@ -5984,8 +6258,6 @@
             <w:r>
               <w:rPr>
                 <w:rFonts w:ascii="Calibri" w:cs="Calibri" w:eastAsia="Calibri" w:hAnsi="Calibri"/>
-                <w:b w:val="false"/>
-                <w:bCs w:val="false"/>
                 <w:color w:val="4a4a4a"/>
                 <w:sz w:val="19"/>
                 <w:szCs w:val="19"/>
@@ -6012,8 +6284,6 @@
             <w:r>
               <w:rPr>
                 <w:rFonts w:ascii="Calibri" w:cs="Calibri" w:eastAsia="Calibri" w:hAnsi="Calibri"/>
-                <w:b w:val="false"/>
-                <w:bCs w:val="false"/>
                 <w:color w:val="4a4a4a"/>
                 <w:sz w:val="19"/>
                 <w:szCs w:val="19"/>
@@ -6040,8 +6310,6 @@
             <w:r>
               <w:rPr>
                 <w:rFonts w:ascii="Calibri" w:cs="Calibri" w:eastAsia="Calibri" w:hAnsi="Calibri"/>
-                <w:b w:val="false"/>
-                <w:bCs w:val="false"/>
                 <w:color w:val="4a4a4a"/>
                 <w:sz w:val="19"/>
                 <w:szCs w:val="19"/>
@@ -6068,13 +6336,11 @@
             <w:r>
               <w:rPr>
                 <w:rFonts w:ascii="Calibri" w:cs="Calibri" w:eastAsia="Calibri" w:hAnsi="Calibri"/>
-                <w:b w:val="false"/>
-                <w:bCs w:val="false"/>
-                <w:color w:val="4a4a4a"/>
-                <w:sz w:val="19"/>
-                <w:szCs w:val="19"/>
-              </w:rPr>
-              <w:t xml:space="preserve">2.429.000 €</w:t>
+                <w:color w:val="4a4a4a"/>
+                <w:sz w:val="19"/>
+                <w:szCs w:val="19"/>
+              </w:rPr>
+              <w:t xml:space="preserve">2.353.000 €</w:t>
             </w:r>
           </w:p>
         </w:tc>
@@ -6096,8 +6362,6 @@
             <w:r>
               <w:rPr>
                 <w:rFonts w:ascii="Calibri" w:cs="Calibri" w:eastAsia="Calibri" w:hAnsi="Calibri"/>
-                <w:b w:val="false"/>
-                <w:bCs w:val="false"/>
                 <w:color w:val="4a4a4a"/>
                 <w:sz w:val="19"/>
                 <w:szCs w:val="19"/>
@@ -6124,13 +6388,11 @@
             <w:r>
               <w:rPr>
                 <w:rFonts w:ascii="Calibri" w:cs="Calibri" w:eastAsia="Calibri" w:hAnsi="Calibri"/>
-                <w:b w:val="false"/>
-                <w:bCs w:val="false"/>
-                <w:color w:val="4a4a4a"/>
-                <w:sz w:val="19"/>
-                <w:szCs w:val="19"/>
-              </w:rPr>
-              <w:t xml:space="preserve">1.312.000 €</w:t>
+                <w:color w:val="4a4a4a"/>
+                <w:sz w:val="19"/>
+                <w:szCs w:val="19"/>
+              </w:rPr>
+              <w:t xml:space="preserve">1.182.000 €</w:t>
             </w:r>
           </w:p>
         </w:tc>
@@ -6152,13 +6414,11 @@
             <w:r>
               <w:rPr>
                 <w:rFonts w:ascii="Calibri" w:cs="Calibri" w:eastAsia="Calibri" w:hAnsi="Calibri"/>
-                <w:b w:val="false"/>
-                <w:bCs w:val="false"/>
-                <w:color w:val="4a4a4a"/>
-                <w:sz w:val="19"/>
-                <w:szCs w:val="19"/>
-              </w:rPr>
-              <w:t xml:space="preserve">4.144.000 €</w:t>
+                <w:color w:val="4a4a4a"/>
+                <w:sz w:val="19"/>
+                <w:szCs w:val="19"/>
+              </w:rPr>
+              <w:t xml:space="preserve">3.563.000 €</w:t>
             </w:r>
           </w:p>
         </w:tc>
@@ -6183,8 +6443,6 @@
             <w:r>
               <w:rPr>
                 <w:rFonts w:ascii="Calibri" w:cs="Calibri" w:eastAsia="Calibri" w:hAnsi="Calibri"/>
-                <w:b w:val="false"/>
-                <w:bCs w:val="false"/>
                 <w:color w:val="4a4a4a"/>
                 <w:sz w:val="19"/>
                 <w:szCs w:val="19"/>
@@ -6212,8 +6470,6 @@
             <w:r>
               <w:rPr>
                 <w:rFonts w:ascii="Calibri" w:cs="Calibri" w:eastAsia="Calibri" w:hAnsi="Calibri"/>
-                <w:b w:val="false"/>
-                <w:bCs w:val="false"/>
                 <w:color w:val="4a4a4a"/>
                 <w:sz w:val="19"/>
                 <w:szCs w:val="19"/>
@@ -6241,8 +6497,6 @@
             <w:r>
               <w:rPr>
                 <w:rFonts w:ascii="Calibri" w:cs="Calibri" w:eastAsia="Calibri" w:hAnsi="Calibri"/>
-                <w:b w:val="false"/>
-                <w:bCs w:val="false"/>
                 <w:color w:val="4a4a4a"/>
                 <w:sz w:val="19"/>
                 <w:szCs w:val="19"/>
@@ -6270,13 +6524,11 @@
             <w:r>
               <w:rPr>
                 <w:rFonts w:ascii="Calibri" w:cs="Calibri" w:eastAsia="Calibri" w:hAnsi="Calibri"/>
-                <w:b w:val="false"/>
-                <w:bCs w:val="false"/>
-                <w:color w:val="4a4a4a"/>
-                <w:sz w:val="19"/>
-                <w:szCs w:val="19"/>
-              </w:rPr>
-              <w:t xml:space="preserve">2.531.000 €</w:t>
+                <w:color w:val="4a4a4a"/>
+                <w:sz w:val="19"/>
+                <w:szCs w:val="19"/>
+              </w:rPr>
+              <w:t xml:space="preserve">2.450.000 €</w:t>
             </w:r>
           </w:p>
         </w:tc>
@@ -6299,8 +6551,6 @@
             <w:r>
               <w:rPr>
                 <w:rFonts w:ascii="Calibri" w:cs="Calibri" w:eastAsia="Calibri" w:hAnsi="Calibri"/>
-                <w:b w:val="false"/>
-                <w:bCs w:val="false"/>
                 <w:color w:val="4a4a4a"/>
                 <w:sz w:val="19"/>
                 <w:szCs w:val="19"/>
@@ -6328,13 +6578,11 @@
             <w:r>
               <w:rPr>
                 <w:rFonts w:ascii="Calibri" w:cs="Calibri" w:eastAsia="Calibri" w:hAnsi="Calibri"/>
-                <w:b w:val="false"/>
-                <w:bCs w:val="false"/>
-                <w:color w:val="4a4a4a"/>
-                <w:sz w:val="19"/>
-                <w:szCs w:val="19"/>
-              </w:rPr>
-              <w:t xml:space="preserve">1.404.000 €</w:t>
+                <w:color w:val="4a4a4a"/>
+                <w:sz w:val="19"/>
+                <w:szCs w:val="19"/>
+              </w:rPr>
+              <w:t xml:space="preserve">1.270.000 €</w:t>
             </w:r>
           </w:p>
         </w:tc>
@@ -6357,13 +6605,11 @@
             <w:r>
               <w:rPr>
                 <w:rFonts w:ascii="Calibri" w:cs="Calibri" w:eastAsia="Calibri" w:hAnsi="Calibri"/>
-                <w:b w:val="false"/>
-                <w:bCs w:val="false"/>
-                <w:color w:val="4a4a4a"/>
-                <w:sz w:val="19"/>
-                <w:szCs w:val="19"/>
-              </w:rPr>
-              <w:t xml:space="preserve">5.548.000 €</w:t>
+                <w:color w:val="4a4a4a"/>
+                <w:sz w:val="19"/>
+                <w:szCs w:val="19"/>
+              </w:rPr>
+              <w:t xml:space="preserve">4.833.000 €</w:t>
             </w:r>
           </w:p>
         </w:tc>
@@ -6387,8 +6633,6 @@
             <w:r>
               <w:rPr>
                 <w:rFonts w:ascii="Calibri" w:cs="Calibri" w:eastAsia="Calibri" w:hAnsi="Calibri"/>
-                <w:b w:val="false"/>
-                <w:bCs w:val="false"/>
                 <w:color w:val="4a4a4a"/>
                 <w:sz w:val="19"/>
                 <w:szCs w:val="19"/>
@@ -6415,8 +6659,6 @@
             <w:r>
               <w:rPr>
                 <w:rFonts w:ascii="Calibri" w:cs="Calibri" w:eastAsia="Calibri" w:hAnsi="Calibri"/>
-                <w:b w:val="false"/>
-                <w:bCs w:val="false"/>
                 <w:color w:val="4a4a4a"/>
                 <w:sz w:val="19"/>
                 <w:szCs w:val="19"/>
@@ -6443,8 +6685,6 @@
             <w:r>
               <w:rPr>
                 <w:rFonts w:ascii="Calibri" w:cs="Calibri" w:eastAsia="Calibri" w:hAnsi="Calibri"/>
-                <w:b w:val="false"/>
-                <w:bCs w:val="false"/>
                 <w:color w:val="4a4a4a"/>
                 <w:sz w:val="19"/>
                 <w:szCs w:val="19"/>
@@ -6471,13 +6711,11 @@
             <w:r>
               <w:rPr>
                 <w:rFonts w:ascii="Calibri" w:cs="Calibri" w:eastAsia="Calibri" w:hAnsi="Calibri"/>
-                <w:b w:val="false"/>
-                <w:bCs w:val="false"/>
-                <w:color w:val="4a4a4a"/>
-                <w:sz w:val="19"/>
-                <w:szCs w:val="19"/>
-              </w:rPr>
-              <w:t xml:space="preserve">2.531.000 €</w:t>
+                <w:color w:val="4a4a4a"/>
+                <w:sz w:val="19"/>
+                <w:szCs w:val="19"/>
+              </w:rPr>
+              <w:t xml:space="preserve">2.450.000 €</w:t>
             </w:r>
           </w:p>
         </w:tc>
@@ -6499,8 +6737,6 @@
             <w:r>
               <w:rPr>
                 <w:rFonts w:ascii="Calibri" w:cs="Calibri" w:eastAsia="Calibri" w:hAnsi="Calibri"/>
-                <w:b w:val="false"/>
-                <w:bCs w:val="false"/>
                 <w:color w:val="4a4a4a"/>
                 <w:sz w:val="19"/>
                 <w:szCs w:val="19"/>
@@ -6527,13 +6763,11 @@
             <w:r>
               <w:rPr>
                 <w:rFonts w:ascii="Calibri" w:cs="Calibri" w:eastAsia="Calibri" w:hAnsi="Calibri"/>
-                <w:b w:val="false"/>
-                <w:bCs w:val="false"/>
-                <w:color w:val="4a4a4a"/>
-                <w:sz w:val="19"/>
-                <w:szCs w:val="19"/>
-              </w:rPr>
-              <w:t xml:space="preserve">1.404.000 €</w:t>
+                <w:color w:val="4a4a4a"/>
+                <w:sz w:val="19"/>
+                <w:szCs w:val="19"/>
+              </w:rPr>
+              <w:t xml:space="preserve">1.270.000 €</w:t>
             </w:r>
           </w:p>
         </w:tc>
@@ -6555,13 +6789,11 @@
             <w:r>
               <w:rPr>
                 <w:rFonts w:ascii="Calibri" w:cs="Calibri" w:eastAsia="Calibri" w:hAnsi="Calibri"/>
-                <w:b w:val="false"/>
-                <w:bCs w:val="false"/>
-                <w:color w:val="4a4a4a"/>
-                <w:sz w:val="19"/>
-                <w:szCs w:val="19"/>
-              </w:rPr>
-              <w:t xml:space="preserve">6.952.000 €</w:t>
+                <w:color w:val="4a4a4a"/>
+                <w:sz w:val="19"/>
+                <w:szCs w:val="19"/>
+              </w:rPr>
+              <w:t xml:space="preserve">6.104.000 €</w:t>
             </w:r>
           </w:p>
         </w:tc>
@@ -6583,7 +6815,7 @@
           <w:sz w:val="21"/>
           <w:szCs w:val="21"/>
         </w:rPr>
-        <w:t xml:space="preserve">« Diritti » è la quota dei diritti d'ammissione ordinari imputata a conto economico (metà; l'altra metà è accantonata a riserva di manutenzione dell'immobile). Il margine cumulato eguaglia l'investimento complessivo di 4,84 M€ nel corso del sesto anno; considerando il servizio del debito, il ritorno effettivo del capitale si colloca fra il settimo e l'ottavo anno. A questo va aggiunto il valore residuo dell'immobile, che è la parte meno volatile del ritorno.</w:t>
+        <w:t xml:space="preserve">« Diritti » è la quota dei diritti d'ammissione ordinari imputata a conto economico (metà; l'altra metà è accantonata a riserva di manutenzione dell'immobile). Il margine cumulato eguaglia l'investimento complessivo di 5,29 M€ nel corso del settimo anno; considerando il servizio del debito, il ritorno effettivo del capitale si colloca fra l'ottavo e il nono. A questo va aggiunto il valore residuo dell'immobile, che è la parte meno volatile del ritorno.</w:t>
       </w:r>
     </w:p>
     <w:p>
@@ -6793,7 +7025,7 @@
                 <w:sz w:val="19"/>
                 <w:szCs w:val="19"/>
               </w:rPr>
-              <w:t xml:space="preserve">40 × 25.000 €, raccolti prima del rogito</w:t>
+              <w:t xml:space="preserve">40 × 25.000 €, raccolti prima di esercitare l'opzione</w:t>
             </w:r>
           </w:p>
         </w:tc>
@@ -6853,7 +7085,7 @@
                 <w:sz w:val="19"/>
                 <w:szCs w:val="19"/>
               </w:rPr>
-              <w:t xml:space="preserve">2.230.000 €</w:t>
+              <w:t xml:space="preserve">2.491.000 €</w:t>
             </w:r>
           </w:p>
         </w:tc>
@@ -6940,7 +7172,7 @@
                 <w:sz w:val="19"/>
                 <w:szCs w:val="19"/>
               </w:rPr>
-              <w:t xml:space="preserve">1.610.000 €</w:t>
+              <w:t xml:space="preserve">1.800.000 €</w:t>
             </w:r>
           </w:p>
         </w:tc>
@@ -7028,7 +7260,7 @@
                 <w:sz w:val="19"/>
                 <w:szCs w:val="19"/>
               </w:rPr>
-              <w:t xml:space="preserve">4.840.000 €</w:t>
+              <w:t xml:space="preserve">5.291.000 €</w:t>
             </w:r>
           </w:p>
         </w:tc>
@@ -7256,7 +7488,7 @@
                 <w:sz w:val="19"/>
                 <w:szCs w:val="19"/>
               </w:rPr>
-              <w:t xml:space="preserve">53.000 €</w:t>
+              <w:t xml:space="preserve">32.000 €</w:t>
             </w:r>
           </w:p>
         </w:tc>
@@ -7284,7 +7516,7 @@
                 <w:sz w:val="19"/>
                 <w:szCs w:val="19"/>
               </w:rPr>
-              <w:t xml:space="preserve">7 apprendisti</w:t>
+              <w:t xml:space="preserve">4 apprendisti</w:t>
             </w:r>
           </w:p>
         </w:tc>
@@ -7344,7 +7576,7 @@
                 <w:sz w:val="19"/>
                 <w:szCs w:val="19"/>
               </w:rPr>
-              <w:t xml:space="preserve">230.000 €</w:t>
+              <w:t xml:space="preserve">204.000 €</w:t>
             </w:r>
           </w:p>
         </w:tc>
@@ -7373,7 +7605,7 @@
                 <w:sz w:val="19"/>
                 <w:szCs w:val="19"/>
               </w:rPr>
-              <w:t xml:space="preserve">31 apprendisti</w:t>
+              <w:t xml:space="preserve">27 apprendisti</w:t>
             </w:r>
           </w:p>
         </w:tc>
@@ -7431,7 +7663,7 @@
                 <w:sz w:val="19"/>
                 <w:szCs w:val="19"/>
               </w:rPr>
-              <w:t xml:space="preserve">431.000 €</w:t>
+              <w:t xml:space="preserve">398.000 €</w:t>
             </w:r>
           </w:p>
         </w:tc>
@@ -7459,7 +7691,7 @@
                 <w:sz w:val="19"/>
                 <w:szCs w:val="19"/>
               </w:rPr>
-              <w:t xml:space="preserve">57 apprendisti</w:t>
+              <w:t xml:space="preserve">53 apprendisti</w:t>
             </w:r>
           </w:p>
         </w:tc>
@@ -7481,7 +7713,52 @@
           <w:sz w:val="21"/>
           <w:szCs w:val="21"/>
         </w:rPr>
-        <w:t xml:space="preserve">Assumendo un costo pieno di 7.500 € per apprendista e per anno — vitto, alloggio, materiali, tempo dei maestri. Nello scenario di riferimento la Munya copre da sola l'intero fondo borse della casa.</w:t>
+        <w:t xml:space="preserve">Assumendo un costo pieno di 7.500 € per apprendista e per anno — vitto, alloggio, materiali, tempo dei maestri. Nello scenario di riferimento la Munya copre da sola la quasi totalità del fondo borse della casa.</w:t>
+      </w:r>
+    </w:p>
+    <w:p>
+      <w:pPr>
+        <w:pStyle w:val="Heading2"/>
+        <w:spacing w:after="120" w:before="260"/>
+      </w:pPr>
+      <w:r>
+        <w:rPr>
+          <w:rFonts w:ascii="Calibri" w:cs="Calibri" w:eastAsia="Calibri" w:hAnsi="Calibri"/>
+          <w:b/>
+          <w:bCs/>
+          <w:color w:val="1f1f1f"/>
+          <w:sz w:val="23"/>
+          <w:szCs w:val="23"/>
+        </w:rPr>
+        <w:t xml:space="preserve">L'anonimato dell'apprendista non è negoziabile</w:t>
+      </w:r>
+    </w:p>
+    <w:p>
+      <w:pPr>
+        <w:spacing w:after="140" w:line="300"/>
+      </w:pPr>
+      <w:r>
+        <w:rPr>
+          <w:rFonts w:ascii="Calibri" w:cs="Calibri" w:eastAsia="Calibri" w:hAnsi="Calibri"/>
+          <w:color w:val="4a4a4a"/>
+          <w:sz w:val="21"/>
+          <w:szCs w:val="21"/>
+        </w:rPr>
+        <w:t xml:space="preserve">Un socio, e soprattutto un ospite di rango, chiederà prima o poi di sapere chi è il ragazzo che mantiene. La risposta resta no, e le ragioni non sono di forma. Nel momento in cui un apprendista sa che un uomo potente paga per lui, smette di essere mantenuto dalla casa e diventa il protetto di qualcuno: fra venti ragazzi si apre l'unica frattura che una comunità così non sopporta. E per l'ospite stesso, un legame nominativo con un giovane preciso, in una casa di soli uomini, è materiale che chiunque saprebbe usare contro di lui: non dirglielo non è una regola imposta, è una protezione offerta, e va presentata così.</w:t>
+      </w:r>
+    </w:p>
+    <w:p>
+      <w:pPr>
+        <w:spacing w:after="140" w:line="300"/>
+      </w:pPr>
+      <w:r>
+        <w:rPr>
+          <w:rFonts w:ascii="Calibri" w:cs="Calibri" w:eastAsia="Calibri" w:hAnsi="Calibri"/>
+          <w:color w:val="4a4a4a"/>
+          <w:sz w:val="21"/>
+          <w:szCs w:val="21"/>
+        </w:rPr>
+        <w:t xml:space="preserve">Gli si dà invece qualcosa di più durevole: l'opera esatta che il suo denaro ha prodotto — questa porta, questo pannello — che può vedere e ritrovare fra vent'anni; la scelta del mestiere che dota; e, per dotazioni di peso, una borsa fondata a perpetuità che porta il suo nome nella forma del ḥubus. Il nome va sulla dotazione, che è una cosa, mai sul ragazzo. Una sola deroga è difendibile: a formazione conclusa, quando l'apprendista non dipende più da nessuno, questi può — se lo vuole e di sua iniziativa — scrivere al benefattore.</w:t>
       </w:r>
     </w:p>
     <w:p>
@@ -7548,7 +7825,38 @@
           <w:sz w:val="30"/>
           <w:szCs w:val="30"/>
         </w:rPr>
-        <w:t xml:space="preserve">7. La regola di soglia — clausola di salvaguardia dell'attivo</w:t>
+        <w:t xml:space="preserve">7. La contiguità: la porta e l'appartamento d'onore</w:t>
+      </w:r>
+    </w:p>
+    <w:p>
+      <w:pPr>
+        <w:pStyle w:val="Heading2"/>
+        <w:spacing w:after="120" w:before="260"/>
+      </w:pPr>
+      <w:r>
+        <w:rPr>
+          <w:rFonts w:ascii="Calibri" w:cs="Calibri" w:eastAsia="Calibri" w:hAnsi="Calibri"/>
+          <w:b/>
+          <w:bCs/>
+          <w:color w:val="1f1f1f"/>
+          <w:sz w:val="23"/>
+          <w:szCs w:val="23"/>
+        </w:rPr>
+        <w:t xml:space="preserve">La porta</w:t>
+      </w:r>
+    </w:p>
+    <w:p>
+      <w:pPr>
+        <w:spacing w:after="140" w:line="300"/>
+      </w:pPr>
+      <w:r>
+        <w:rPr>
+          <w:rFonts w:ascii="Calibri" w:cs="Calibri" w:eastAsia="Calibri" w:hAnsi="Calibri"/>
+          <w:color w:val="4a4a4a"/>
+          <w:sz w:val="21"/>
+          <w:szCs w:val="21"/>
+        </w:rPr>
+        <w:t xml:space="preserve">Le due case condividono un muro e nient'altro: ingressi su strade diverse, cucine, personale e circolazioni interamente separati, nessuna finestra dell'una che dia sul patio dell'altra. Nel muro comune c'è una sola porta, e si apre dal lato del riad: dal lato della Munya non ha maniglia. Non è un'immagine, è una specifica costruttiva. Nessun ospite ne possiede la chiave; il passaggio è aperto da un residente e richiuso dietro di lui.</w:t>
       </w:r>
     </w:p>
     <w:p>
@@ -7576,7 +7884,7 @@
           <w:sz w:val="21"/>
           <w:szCs w:val="21"/>
         </w:rPr>
-        <w:t xml:space="preserve">Per un investitore questa è una clausola di protezione del patrimonio, non una delicatezza. Il giorno in cui la comunità si organizzasse in funzione degli ospiti, l'unica cosa non replicabile del progetto sarebbe distrutta e con essa il premio di prezzo. La convenzione d'accesso riconosce quindi al riad il diritto assoluto e non motivato di sospendere l'accesso in qualunque momento e senza penale.</w:t>
+        <w:t xml:space="preserve">Per un investitore questa è una clausola di protezione del patrimonio, non una delicatezza, e la contiguità la rende più necessaria, non meno. Il giorno in cui la comunità si organizzasse in funzione degli ospiti, l'unica cosa non replicabile del progetto sarebbe distrutta e con essa il premio di prezzo. La convenzione d'accesso riconosce quindi al riad il diritto assoluto e non motivato di sospendere l'accesso — cioè di far murare la porta — in qualunque momento e senza penale.</w:t>
       </w:r>
     </w:p>
     <w:p>
@@ -7591,6 +7899,79 @@
           <w:szCs w:val="21"/>
         </w:rPr>
         <w:t xml:space="preserve">I residenti non sono personale: non ricevono mance, non sono fotografati, non fanno dimostrazioni. Il socio che vi contravviene conclude il soggiorno lo stesso giorno. È scritto nel regolamento che firma all'ammissione.</w:t>
+      </w:r>
+    </w:p>
+    <w:p>
+      <w:pPr>
+        <w:pStyle w:val="Heading2"/>
+        <w:spacing w:after="120" w:before="260"/>
+      </w:pPr>
+      <w:r>
+        <w:rPr>
+          <w:rFonts w:ascii="Calibri" w:cs="Calibri" w:eastAsia="Calibri" w:hAnsi="Calibri"/>
+          <w:b/>
+          <w:bCs/>
+          <w:color w:val="1f1f1f"/>
+          <w:sz w:val="23"/>
+          <w:szCs w:val="23"/>
+        </w:rPr>
+        <w:t xml:space="preserve">L'appartamento d'onore</w:t>
+      </w:r>
+    </w:p>
+    <w:p>
+      <w:pPr>
+        <w:spacing w:after="140" w:line="300"/>
+      </w:pPr>
+      <w:r>
+        <w:rPr>
+          <w:rFonts w:ascii="Calibri" w:cs="Calibri" w:eastAsia="Calibri" w:hAnsi="Calibri"/>
+          <w:color w:val="4a4a4a"/>
+          <w:sz w:val="21"/>
+          <w:szCs w:val="21"/>
+        </w:rPr>
+        <w:t xml:space="preserve">Un ospite di rango — un membro di una casa reale, un ospite ufficiale — non può essere alloggiato fra soci paganti, né nel riad, che è una casa di giovani uomini in formazione senza protocollo né sicurezza. La contiguità risolve il problema con un terzo luogo: un'ala autonoma della Munya, isolabile in un'ora, con ingresso e servizio propri.</w:t>
+      </w:r>
+    </w:p>
+    <w:p>
+      <w:pPr>
+        <w:spacing w:after="140" w:line="300"/>
+      </w:pPr>
+      <w:r>
+        <w:rPr>
+          <w:rFonts w:ascii="Calibri" w:cs="Calibri" w:eastAsia="Calibri" w:hAnsi="Calibri"/>
+          <w:color w:val="4a4a4a"/>
+          <w:sz w:val="21"/>
+          <w:szCs w:val="21"/>
+        </w:rPr>
+        <w:t xml:space="preserve">Non si affitta e non ha prezzo. È offerta, oppure resta vuota: il giorno in cui avesse una tariffa, la sua funzione sarebbe distrutta. Quando è occupata, il club è chiuso e nessun socio è presente. Lo statuto fissa il tetto — trenta notti l'anno — il preavviso e la compensazione: le notti spostate sono restituite in doppio. Il costo di questa clausola è già iscritto nel modello, sotto forma di quindici notti medie di chiusura l'anno e di 60.000 € di custodia.</w:t>
+      </w:r>
+    </w:p>
+    <w:p>
+      <w:pPr>
+        <w:spacing w:after="140" w:line="300"/>
+      </w:pPr>
+      <w:r>
+        <w:rPr>
+          <w:rFonts w:ascii="Calibri" w:cs="Calibri" w:eastAsia="Calibri" w:hAnsi="Calibri"/>
+          <w:color w:val="4a4a4a"/>
+          <w:sz w:val="21"/>
+          <w:szCs w:val="21"/>
+        </w:rPr>
+        <w:t xml:space="preserve">Il valore non è di ricavo. È che un ospite di quel rango, ricevuto accanto a Dar al-Hiraf, dà alla casa una protezione istituzionale che nessun budget di comunicazione può comprare — e che non potrà mai essere comunicata. Non comparirà da nessuna parte: sarà nota esattamente alle persone che devono saperla, che sono le stesse attraverso cui passa la cooptazione.</w:t>
+      </w:r>
+    </w:p>
+    <w:p>
+      <w:pPr>
+        <w:spacing w:after="140" w:line="300"/>
+      </w:pPr>
+      <w:r>
+        <w:rPr>
+          <w:rFonts w:ascii="Calibri" w:cs="Calibri" w:eastAsia="Calibri" w:hAnsi="Calibri"/>
+          <w:color w:val="4a4a4a"/>
+          <w:sz w:val="21"/>
+          <w:szCs w:val="21"/>
+        </w:rPr>
+        <w:t xml:space="preserve">Va aggiunto un punto che si comprende solo sul posto: la discrezione qui non è prodotta da un dispositivo, ma dal vicinato. Altrove un ospite simile è protetto da un apparato che lo annuncia — un albergo che sa, un piano svuotato, un personale informato. Qui la casa non cambia nulla per lui: stesse ore, stessa tavola, stesso silenzio. Una casa che si riorganizza per un ospite è costretta a dirlo a molte persone; una casa che non si riorganizza non ha niente da dire a nessuno.</w:t>
       </w:r>
     </w:p>
     <w:p>
@@ -7673,7 +8054,7 @@
           <w:sz w:val="21"/>
           <w:szCs w:val="21"/>
         </w:rPr>
-        <w:t xml:space="preserve">Proprietà immobiliare in medina: titolarità, servitù, autorizzazioni di restauro in zona UNESCO, vincoli di cantiere.</w:t>
+        <w:t xml:space="preserve">Proprietà immobiliare in medina: titolarità, mitoyenneté del muro comune, servitù di passaggio e di veduta, apertura di una porta in un muro divisorio, autorizzazioni di restauro in zona UNESCO, vincoli di cantiere.</w:t>
       </w:r>
     </w:p>
     <w:p>
@@ -7692,7 +8073,26 @@
           <w:sz w:val="21"/>
           <w:szCs w:val="21"/>
         </w:rPr>
-        <w:t xml:space="preserve">Compatibilità della convenzione d'accesso con lo statuto non lucrativo del riad.</w:t>
+        <w:t xml:space="preserve">Compatibilità della convenzione d'accesso con lo statuto non lucrativo del riad; assenza di confusione patrimoniale fra due immobili contigui appartenenti a entità legate — due titoli fondiari distinti, nessuna parte comune, nessuna garanzia incrociata.</w:t>
+      </w:r>
+    </w:p>
+    <w:p>
+      <w:pPr>
+        <w:pStyle w:val="ListParagraph"/>
+        <w:numPr>
+          <w:ilvl w:val="0"/>
+          <w:numId w:val="1"/>
+        </w:numPr>
+        <w:spacing w:after="80" w:line="300"/>
+      </w:pPr>
+      <w:r>
+        <w:rPr>
+          <w:rFonts w:ascii="Calibri" w:cs="Calibri" w:eastAsia="Calibri" w:hAnsi="Calibri"/>
+          <w:color w:val="4a4a4a"/>
+          <w:sz w:val="21"/>
+          <w:szCs w:val="21"/>
+        </w:rPr>
+        <w:t xml:space="preserve">Requisiti di sicurezza e obblighi verso le autorità per l'accoglienza di ospiti ufficiali.</w:t>
       </w:r>
     </w:p>
     <w:p>
@@ -7940,7 +8340,7 @@
                 <w:sz w:val="19"/>
                 <w:szCs w:val="19"/>
               </w:rPr>
-              <w:t xml:space="preserve">Raccogliere i 40 fondatori prima del rogito. Se in 12 mesi non si arriva a 40, il progetto non si fa.</w:t>
+              <w:t xml:space="preserve">Raccogliere i 40 fondatori prima di esercitare l'opzione. Se in 12 mesi non si arriva a 40, il progetto non si fa.</w:t>
             </w:r>
           </w:p>
         </w:tc>
@@ -7971,7 +8371,7 @@
                 <w:sz w:val="19"/>
                 <w:szCs w:val="19"/>
               </w:rPr>
-              <w:t xml:space="preserve">Sforamento del cantiere</w:t>
+              <w:t xml:space="preserve">Immobile confinante introvabile</w:t>
             </w:r>
           </w:p>
         </w:tc>
@@ -8000,7 +8400,7 @@
                 <w:sz w:val="19"/>
                 <w:szCs w:val="19"/>
               </w:rPr>
-              <w:t xml:space="preserve">Alta</w:t>
+              <w:t xml:space="preserve">Critica</w:t>
             </w:r>
           </w:p>
         </w:tc>
@@ -8029,7 +8429,7 @@
                 <w:sz w:val="19"/>
                 <w:szCs w:val="19"/>
               </w:rPr>
-              <w:t xml:space="preserve">Riserva 10%; direzione lavori indipendente; diagnosi strutturale prima del compromesso.</w:t>
+              <w:t xml:space="preserve">Non serve una dimora in medina: serve quella che tocca il riad, con secondo accesso e senza vedute reciproche. Bloccarla con una promesse de vente prima che il riad sia noto.</w:t>
             </w:r>
           </w:p>
         </w:tc>
@@ -8059,7 +8459,7 @@
                 <w:sz w:val="19"/>
                 <w:szCs w:val="19"/>
               </w:rPr>
-              <w:t xml:space="preserve">Ritardo di apertura del riad</w:t>
+              <w:t xml:space="preserve">Sforamento del cantiere</w:t>
             </w:r>
           </w:p>
         </w:tc>
@@ -8115,7 +8515,7 @@
                 <w:sz w:val="19"/>
                 <w:szCs w:val="19"/>
               </w:rPr>
-              <w:t xml:space="preserve">La Munya non apre prima che la comunità sia insediata e stabile: senza casa accanto non c'è prodotto.</w:t>
+              <w:t xml:space="preserve">Riserva 10%; direzione lavori indipendente; diagnosi strutturale prima del compromesso.</w:t>
             </w:r>
           </w:p>
         </w:tc>
@@ -8146,7 +8546,7 @@
                 <w:sz w:val="19"/>
                 <w:szCs w:val="19"/>
               </w:rPr>
-              <w:t xml:space="preserve">Vincolo giuridico sull'ammissione</w:t>
+              <w:t xml:space="preserve">Ritardo di apertura del riad</w:t>
             </w:r>
           </w:p>
         </w:tc>
@@ -8204,7 +8604,7 @@
                 <w:sz w:val="19"/>
                 <w:szCs w:val="19"/>
               </w:rPr>
-              <w:t xml:space="preserve">Parere legale marocchino preliminare; assetto associativo alternativo già istruito.</w:t>
+              <w:t xml:space="preserve">La Munya non apre prima che la comunità sia insediata e stabile: senza casa accanto non c'è prodotto.</w:t>
             </w:r>
           </w:p>
         </w:tc>
@@ -8234,7 +8634,7 @@
                 <w:sz w:val="19"/>
                 <w:szCs w:val="19"/>
               </w:rPr>
-              <w:t xml:space="preserve">Deriva del riad verso la vetrina</w:t>
+              <w:t xml:space="preserve">Vincolo giuridico sull'ammissione</w:t>
             </w:r>
           </w:p>
         </w:tc>
@@ -8290,7 +8690,7 @@
                 <w:sz w:val="19"/>
                 <w:szCs w:val="19"/>
               </w:rPr>
-              <w:t xml:space="preserve">Regola di soglia statutaria; diritto di sospensione unilaterale in capo al riad.</w:t>
+              <w:t xml:space="preserve">Parere legale marocchino preliminare; assetto associativo alternativo già istruito.</w:t>
             </w:r>
           </w:p>
         </w:tc>
@@ -8321,7 +8721,7 @@
                 <w:sz w:val="19"/>
                 <w:szCs w:val="19"/>
               </w:rPr>
-              <w:t xml:space="preserve">Indiscrezione, stampa, immagine</w:t>
+              <w:t xml:space="preserve">Deriva del riad verso la vetrina</w:t>
             </w:r>
           </w:p>
         </w:tc>
@@ -8350,7 +8750,7 @@
                 <w:sz w:val="19"/>
                 <w:szCs w:val="19"/>
               </w:rPr>
-              <w:t xml:space="preserve">Media</w:t>
+              <w:t xml:space="preserve">Alta</w:t>
             </w:r>
           </w:p>
         </w:tc>
@@ -8379,7 +8779,7 @@
                 <w:sz w:val="19"/>
                 <w:szCs w:val="19"/>
               </w:rPr>
-              <w:t xml:space="preserve">Clausola di riservatezza nello statuto; espulsione senza rimborso; nessun nome pubblicato.</w:t>
+              <w:t xml:space="preserve">Regola di soglia statutaria; diritto di sospensione unilaterale in capo al riad.</w:t>
             </w:r>
           </w:p>
         </w:tc>
@@ -8409,7 +8809,7 @@
                 <w:sz w:val="19"/>
                 <w:szCs w:val="19"/>
               </w:rPr>
-              <w:t xml:space="preserve">Instabilità regionale, calo dei viaggi</w:t>
+              <w:t xml:space="preserve">Indiscrezione, stampa, immagine</w:t>
             </w:r>
           </w:p>
         </w:tc>
@@ -8465,7 +8865,7 @@
                 <w:sz w:val="19"/>
                 <w:szCs w:val="19"/>
               </w:rPr>
-              <w:t xml:space="preserve">Le quote annuali restano incassate; il punto di pareggio è a occupazione bassa.</w:t>
+              <w:t xml:space="preserve">Clausola di riservatezza nello statuto; espulsione senza rimborso; nessun nome pubblicato.</w:t>
             </w:r>
           </w:p>
         </w:tc>
@@ -8496,7 +8896,7 @@
                 <w:sz w:val="19"/>
                 <w:szCs w:val="19"/>
               </w:rPr>
-              <w:t xml:space="preserve">Dipendenza da poche persone chiave</w:t>
+              <w:t xml:space="preserve">Instabilità regionale, calo dei viaggi</w:t>
             </w:r>
           </w:p>
         </w:tc>
@@ -8533,6 +8933,92 @@
           <w:tcPr>
             <w:tcW w:type="dxa" w:w="4860"/>
             <w:shd w:fill="FAFAFA" w:color="auto" w:val="clear"/>
+            <w:tcMar>
+              <w:top w:type="dxa" w:w="80"/>
+              <w:left w:type="dxa" w:w="110"/>
+              <w:bottom w:type="dxa" w:w="80"/>
+              <w:right w:type="dxa" w:w="110"/>
+            </w:tcMar>
+          </w:tcPr>
+          <w:p>
+            <w:pPr>
+              <w:spacing w:after="0" w:line="260"/>
+              <w:jc w:val="right"/>
+            </w:pPr>
+            <w:r>
+              <w:rPr>
+                <w:rFonts w:ascii="Calibri" w:cs="Calibri" w:eastAsia="Calibri" w:hAnsi="Calibri"/>
+                <w:b w:val="false"/>
+                <w:bCs w:val="false"/>
+                <w:color w:val="4a4a4a"/>
+                <w:sz w:val="19"/>
+                <w:szCs w:val="19"/>
+              </w:rPr>
+              <w:t xml:space="preserve">Le quote annuali restano incassate; il punto di pareggio è a occupazione bassa.</w:t>
+            </w:r>
+          </w:p>
+        </w:tc>
+      </w:tr>
+      <w:tr>
+        <w:tc>
+          <w:tcPr>
+            <w:tcW w:type="dxa" w:w="3000"/>
+            <w:tcMar>
+              <w:top w:type="dxa" w:w="80"/>
+              <w:left w:type="dxa" w:w="110"/>
+              <w:bottom w:type="dxa" w:w="80"/>
+              <w:right w:type="dxa" w:w="110"/>
+            </w:tcMar>
+          </w:tcPr>
+          <w:p>
+            <w:pPr>
+              <w:spacing w:after="0" w:line="260"/>
+              <w:jc w:val="left"/>
+            </w:pPr>
+            <w:r>
+              <w:rPr>
+                <w:rFonts w:ascii="Calibri" w:cs="Calibri" w:eastAsia="Calibri" w:hAnsi="Calibri"/>
+                <w:b w:val="false"/>
+                <w:bCs w:val="false"/>
+                <w:color w:val="4a4a4a"/>
+                <w:sz w:val="19"/>
+                <w:szCs w:val="19"/>
+              </w:rPr>
+              <w:t xml:space="preserve">Dipendenza da poche persone chiave</w:t>
+            </w:r>
+          </w:p>
+        </w:tc>
+        <w:tc>
+          <w:tcPr>
+            <w:tcW w:type="dxa" w:w="1500"/>
+            <w:tcMar>
+              <w:top w:type="dxa" w:w="80"/>
+              <w:left w:type="dxa" w:w="110"/>
+              <w:bottom w:type="dxa" w:w="80"/>
+              <w:right w:type="dxa" w:w="110"/>
+            </w:tcMar>
+          </w:tcPr>
+          <w:p>
+            <w:pPr>
+              <w:spacing w:after="0" w:line="260"/>
+              <w:jc w:val="right"/>
+            </w:pPr>
+            <w:r>
+              <w:rPr>
+                <w:rFonts w:ascii="Calibri" w:cs="Calibri" w:eastAsia="Calibri" w:hAnsi="Calibri"/>
+                <w:b w:val="false"/>
+                <w:bCs w:val="false"/>
+                <w:color w:val="4a4a4a"/>
+                <w:sz w:val="19"/>
+                <w:szCs w:val="19"/>
+              </w:rPr>
+              <w:t xml:space="preserve">Media</w:t>
+            </w:r>
+          </w:p>
+        </w:tc>
+        <w:tc>
+          <w:tcPr>
+            <w:tcW w:type="dxa" w:w="4860"/>
             <w:tcMar>
               <w:top w:type="dxa" w:w="80"/>
               <w:left w:type="dxa" w:w="110"/>
@@ -8593,7 +9079,7 @@
           <w:sz w:val="21"/>
           <w:szCs w:val="21"/>
         </w:rPr>
-        <w:t xml:space="preserve">Nessuna delle fasi impegna capitale prima che la precedente sia riuscita.</w:t>
+        <w:t xml:space="preserve">Nessuna delle fasi impegna il capitale principale prima che la precedente sia riuscita.</w:t>
       </w:r>
     </w:p>
     <w:tbl>
@@ -8784,7 +9270,7 @@
                 <w:sz w:val="19"/>
                 <w:szCs w:val="19"/>
               </w:rPr>
-              <w:t xml:space="preserve">Parere legale marocchino sull'assetto ammissione/società</w:t>
+              <w:t xml:space="preserve">Rilievo delle proprietà confinanti; promesse de vente sulla migliore</w:t>
             </w:r>
           </w:p>
         </w:tc>
@@ -8810,7 +9296,7 @@
                 <w:sz w:val="19"/>
                 <w:szCs w:val="19"/>
               </w:rPr>
-              <w:t xml:space="preserve">2 mesi</w:t>
+              <w:t xml:space="preserve">2–4 mesi</w:t>
             </w:r>
           </w:p>
         </w:tc>
@@ -8836,7 +9322,7 @@
                 <w:sz w:val="19"/>
                 <w:szCs w:val="19"/>
               </w:rPr>
-              <w:t xml:space="preserve">15.000 €</w:t>
+              <w:t xml:space="preserve">acconto a perdere</w:t>
             </w:r>
           </w:p>
         </w:tc>
@@ -8892,7 +9378,7 @@
                 <w:sz w:val="19"/>
                 <w:szCs w:val="19"/>
               </w:rPr>
-              <w:t xml:space="preserve">Dossier, immagini, modello di suite; ricerca dei 40 fondatori</w:t>
+              <w:t xml:space="preserve">Parere legale marocchino su ammissione, mitoyenneté e assetto societario</w:t>
             </w:r>
           </w:p>
         </w:tc>
@@ -8919,7 +9405,7 @@
                 <w:sz w:val="19"/>
                 <w:szCs w:val="19"/>
               </w:rPr>
-              <w:t xml:space="preserve">12 mesi</w:t>
+              <w:t xml:space="preserve">2 mesi</w:t>
             </w:r>
           </w:p>
         </w:tc>
@@ -8946,7 +9432,7 @@
                 <w:sz w:val="19"/>
                 <w:szCs w:val="19"/>
               </w:rPr>
-              <w:t xml:space="preserve">120.000 €</w:t>
+              <w:t xml:space="preserve">15.000 €</w:t>
             </w:r>
           </w:p>
         </w:tc>
@@ -9000,7 +9486,7 @@
                 <w:sz w:val="19"/>
                 <w:szCs w:val="19"/>
               </w:rPr>
-              <w:t xml:space="preserve">Individuazione dell'immobile, diagnosi strutturale, compromesso</w:t>
+              <w:t xml:space="preserve">Dossier, immagini, modello di suite; ricerca dei 40 fondatori</w:t>
             </w:r>
           </w:p>
         </w:tc>
@@ -9026,7 +9512,7 @@
                 <w:sz w:val="19"/>
                 <w:szCs w:val="19"/>
               </w:rPr>
-              <w:t xml:space="preserve">6 mesi</w:t>
+              <w:t xml:space="preserve">12 mesi</w:t>
             </w:r>
           </w:p>
         </w:tc>
@@ -9052,7 +9538,7 @@
                 <w:sz w:val="19"/>
                 <w:szCs w:val="19"/>
               </w:rPr>
-              <w:t xml:space="preserve">condizionato</w:t>
+              <w:t xml:space="preserve">120.000 €</w:t>
             </w:r>
           </w:p>
         </w:tc>
@@ -9108,7 +9594,7 @@
                 <w:sz w:val="19"/>
                 <w:szCs w:val="19"/>
               </w:rPr>
-              <w:t xml:space="preserve">Rogito e apertura del cantiere</w:t>
+              <w:t xml:space="preserve">Esercizio dell'opzione, rogito, apertura del cantiere</w:t>
             </w:r>
           </w:p>
         </w:tc>
@@ -9162,7 +9648,7 @@
                 <w:sz w:val="19"/>
                 <w:szCs w:val="19"/>
               </w:rPr>
-              <w:t xml:space="preserve">4,84 M€</w:t>
+              <w:t xml:space="preserve">5,29 M€</w:t>
             </w:r>
           </w:p>
         </w:tc>
@@ -9400,7 +9886,21 @@
           <w:sz w:val="21"/>
           <w:szCs w:val="21"/>
         </w:rPr>
-        <w:t xml:space="preserve">La fase 1 costa centoventimila euro e un anno. È l'unico capitale realmente a rischio, e compra l'informazione che decide tutto il resto: se questi uomini esistono o no.</w:t>
+        <w:t xml:space="preserve">L'ordine non è indifferente. La proprietà confinante va bloccata per prima e in silenzio, perché il momento in cui il riad è restaurato e comincia a essere conosciuto è anche quello in cui la casa accanto raddoppia di prezzo. Ma va bloccata con un'opzione, non comprata: è l'unico modo di tenere insieme l'urgenza immobiliare e la regola « si vende, poi si costruisce ».</w:t>
+      </w:r>
+    </w:p>
+    <w:p>
+      <w:pPr>
+        <w:spacing w:after="140" w:line="300"/>
+      </w:pPr>
+      <w:r>
+        <w:rPr>
+          <w:rFonts w:ascii="Calibri" w:cs="Calibri" w:eastAsia="Calibri" w:hAnsi="Calibri"/>
+          <w:color w:val="4a4a4a"/>
+          <w:sz w:val="21"/>
+          <w:szCs w:val="21"/>
+        </w:rPr>
+        <w:t xml:space="preserve">Le fasi 0, 1 e 2 costano nell'ordine di 150.000 € e un anno. È l'unico capitale realmente a rischio, e compra l'informazione che decide tutto il resto: se questi uomini esistono o no. È ciò che un investitore serio dovrebbe essere invitato a finanziare per primo — e all'inizio, soltanto quello.</w:t>
       </w:r>
     </w:p>
     <w:p>
